--- a/FSD MERN - Designing and Managing Databases with MongoDB/FSD - Designing and Managing Databases with MongoDB - Day 5 - 24-04-206.docx
+++ b/FSD MERN - Designing and Managing Databases with MongoDB/FSD - Designing and Managing Databases with MongoDB - Day 5 - 24-04-206.docx
@@ -66,21 +66,7 @@
         <w:rPr>
           <w:lang w:val="en-US"/>
         </w:rPr>
-        <w:t xml:space="preserve"> database using </w:t>
-      </w:r>
-      <w:proofErr w:type="gramStart"/>
-      <w:r>
-        <w:rPr>
-          <w:lang w:val="en-US"/>
-        </w:rPr>
-        <w:t>workbench(</w:t>
-      </w:r>
-      <w:proofErr w:type="gramEnd"/>
-      <w:r>
-        <w:rPr>
-          <w:lang w:val="en-US"/>
-        </w:rPr>
-        <w:t>GUI base server connect).</w:t>
+        <w:t xml:space="preserve"> database using workbench(GUI base server connect).</w:t>
       </w:r>
     </w:p>
     <w:p>
@@ -116,7 +102,6 @@
         <w:t xml:space="preserve">View is a </w:t>
       </w:r>
       <w:proofErr w:type="spellStart"/>
-      <w:proofErr w:type="gramStart"/>
       <w:r>
         <w:rPr>
           <w:lang w:val="en-US"/>
@@ -124,7 +109,6 @@
         <w:t>pre defined</w:t>
       </w:r>
       <w:proofErr w:type="spellEnd"/>
-      <w:proofErr w:type="gramEnd"/>
       <w:r>
         <w:rPr>
           <w:lang w:val="en-US"/>
@@ -143,21 +127,7 @@
         <w:rPr>
           <w:lang w:val="en-US"/>
         </w:rPr>
-        <w:t xml:space="preserve"> object which </w:t>
-      </w:r>
-      <w:proofErr w:type="gramStart"/>
-      <w:r>
-        <w:rPr>
-          <w:lang w:val="en-US"/>
-        </w:rPr>
-        <w:t>help</w:t>
-      </w:r>
-      <w:proofErr w:type="gramEnd"/>
-      <w:r>
-        <w:rPr>
-          <w:lang w:val="en-US"/>
-        </w:rPr>
-        <w:t xml:space="preserve"> to create virtual table. </w:t>
+        <w:t xml:space="preserve"> object which help to create virtual table. </w:t>
       </w:r>
     </w:p>
     <w:p>
@@ -342,17 +312,9 @@
         <w:rPr>
           <w:lang w:val="en-US"/>
         </w:rPr>
-        <w:t>first_</w:t>
-      </w:r>
-      <w:proofErr w:type="gramStart"/>
-      <w:r>
-        <w:rPr>
-          <w:lang w:val="en-US"/>
-        </w:rPr>
-        <w:t>name,salary</w:t>
+        <w:t>first_name,salary</w:t>
       </w:r>
       <w:proofErr w:type="spellEnd"/>
-      <w:proofErr w:type="gramEnd"/>
       <w:r>
         <w:rPr>
           <w:lang w:val="en-US"/>
@@ -419,47 +381,11 @@
         <w:t xml:space="preserve">select </w:t>
       </w:r>
       <w:proofErr w:type="spellStart"/>
-      <w:proofErr w:type="gramStart"/>
-      <w:r>
-        <w:rPr>
-          <w:lang w:val="en-US"/>
-        </w:rPr>
-        <w:t>e.first</w:t>
-      </w:r>
-      <w:proofErr w:type="gramEnd"/>
-      <w:r>
-        <w:rPr>
-          <w:lang w:val="en-US"/>
-        </w:rPr>
-        <w:t>_</w:t>
-      </w:r>
-      <w:proofErr w:type="gramStart"/>
-      <w:r>
-        <w:rPr>
-          <w:lang w:val="en-US"/>
-        </w:rPr>
-        <w:t>name,e</w:t>
-      </w:r>
-      <w:proofErr w:type="gramEnd"/>
-      <w:r>
-        <w:rPr>
-          <w:lang w:val="en-US"/>
-        </w:rPr>
-        <w:t>.</w:t>
-      </w:r>
-      <w:proofErr w:type="gramStart"/>
-      <w:r>
-        <w:rPr>
-          <w:lang w:val="en-US"/>
-        </w:rPr>
-        <w:t>salary,d</w:t>
-      </w:r>
-      <w:proofErr w:type="gramEnd"/>
-      <w:r>
-        <w:rPr>
-          <w:lang w:val="en-US"/>
-        </w:rPr>
-        <w:t>.department_name</w:t>
+      <w:r>
+        <w:rPr>
+          <w:lang w:val="en-US"/>
+        </w:rPr>
+        <w:t>e.first_name,e.salary,d.department_name</w:t>
       </w:r>
       <w:proofErr w:type="spellEnd"/>
       <w:r>
@@ -482,19 +408,11 @@
         <w:t xml:space="preserve">inner join department d on </w:t>
       </w:r>
       <w:proofErr w:type="spellStart"/>
-      <w:proofErr w:type="gramStart"/>
-      <w:r>
-        <w:rPr>
-          <w:lang w:val="en-US"/>
-        </w:rPr>
-        <w:t>e.department</w:t>
-      </w:r>
-      <w:proofErr w:type="gramEnd"/>
-      <w:r>
-        <w:rPr>
-          <w:lang w:val="en-US"/>
-        </w:rPr>
-        <w:t>_id</w:t>
+      <w:r>
+        <w:rPr>
+          <w:lang w:val="en-US"/>
+        </w:rPr>
+        <w:t>e.department_id</w:t>
       </w:r>
       <w:proofErr w:type="spellEnd"/>
       <w:r>
@@ -504,19 +422,11 @@
         <w:t>=</w:t>
       </w:r>
       <w:proofErr w:type="spellStart"/>
-      <w:proofErr w:type="gramStart"/>
-      <w:r>
-        <w:rPr>
-          <w:lang w:val="en-US"/>
-        </w:rPr>
-        <w:t>d.department</w:t>
-      </w:r>
-      <w:proofErr w:type="gramEnd"/>
-      <w:r>
-        <w:rPr>
-          <w:lang w:val="en-US"/>
-        </w:rPr>
-        <w:t>_id</w:t>
+      <w:r>
+        <w:rPr>
+          <w:lang w:val="en-US"/>
+        </w:rPr>
+        <w:t>d.department_id</w:t>
       </w:r>
       <w:proofErr w:type="spellEnd"/>
       <w:r>
@@ -559,6 +469,173 @@
           <w:lang w:val="en-US"/>
         </w:rPr>
       </w:pPr>
+      <w:r>
+        <w:rPr>
+          <w:lang w:val="en-US"/>
+        </w:rPr>
+        <w:t xml:space="preserve">through view DML Operation </w:t>
+      </w:r>
+    </w:p>
+    <w:p>
+      <w:pPr>
+        <w:rPr>
+          <w:lang w:val="en-US"/>
+        </w:rPr>
+      </w:pPr>
+    </w:p>
+    <w:p>
+      <w:pPr>
+        <w:rPr>
+          <w:lang w:val="en-US"/>
+        </w:rPr>
+      </w:pPr>
+      <w:r>
+        <w:rPr>
+          <w:lang w:val="en-US"/>
+        </w:rPr>
+        <w:t>insert into emp values(100,'John',34000,'Tester');</w:t>
+      </w:r>
+    </w:p>
+    <w:p>
+      <w:pPr>
+        <w:rPr>
+          <w:lang w:val="en-US"/>
+        </w:rPr>
+      </w:pPr>
+      <w:r>
+        <w:rPr>
+          <w:lang w:val="en-US"/>
+        </w:rPr>
+        <w:t>select * from emp;</w:t>
+      </w:r>
+    </w:p>
+    <w:p>
+      <w:pPr>
+        <w:rPr>
+          <w:lang w:val="en-US"/>
+        </w:rPr>
+      </w:pPr>
+    </w:p>
+    <w:p>
+      <w:pPr>
+        <w:rPr>
+          <w:lang w:val="en-US"/>
+        </w:rPr>
+      </w:pPr>
+      <w:r>
+        <w:rPr>
+          <w:lang w:val="en-US"/>
+        </w:rPr>
+        <w:t xml:space="preserve">create view </w:t>
+      </w:r>
+      <w:proofErr w:type="spellStart"/>
+      <w:r>
+        <w:rPr>
+          <w:lang w:val="en-US"/>
+        </w:rPr>
+        <w:t>emp_dml_view</w:t>
+      </w:r>
+      <w:proofErr w:type="spellEnd"/>
+      <w:r>
+        <w:rPr>
+          <w:lang w:val="en-US"/>
+        </w:rPr>
+        <w:t xml:space="preserve"> </w:t>
+      </w:r>
+    </w:p>
+    <w:p>
+      <w:pPr>
+        <w:rPr>
+          <w:lang w:val="en-US"/>
+        </w:rPr>
+      </w:pPr>
+      <w:r>
+        <w:rPr>
+          <w:lang w:val="en-US"/>
+        </w:rPr>
+        <w:t xml:space="preserve">as </w:t>
+      </w:r>
+    </w:p>
+    <w:p>
+      <w:pPr>
+        <w:rPr>
+          <w:lang w:val="en-US"/>
+        </w:rPr>
+      </w:pPr>
+      <w:r>
+        <w:rPr>
+          <w:lang w:val="en-US"/>
+        </w:rPr>
+        <w:t>select * from emp;</w:t>
+      </w:r>
+    </w:p>
+    <w:p>
+      <w:pPr>
+        <w:rPr>
+          <w:lang w:val="en-US"/>
+        </w:rPr>
+      </w:pPr>
+    </w:p>
+    <w:p>
+      <w:pPr>
+        <w:rPr>
+          <w:lang w:val="en-US"/>
+        </w:rPr>
+      </w:pPr>
+      <w:r>
+        <w:rPr>
+          <w:lang w:val="en-US"/>
+        </w:rPr>
+        <w:t xml:space="preserve">select * from </w:t>
+      </w:r>
+      <w:proofErr w:type="spellStart"/>
+      <w:r>
+        <w:rPr>
+          <w:lang w:val="en-US"/>
+        </w:rPr>
+        <w:t>emp_dml_view</w:t>
+      </w:r>
+      <w:proofErr w:type="spellEnd"/>
+      <w:r>
+        <w:rPr>
+          <w:lang w:val="en-US"/>
+        </w:rPr>
+        <w:t>;</w:t>
+      </w:r>
+    </w:p>
+    <w:p>
+      <w:pPr>
+        <w:rPr>
+          <w:lang w:val="en-US"/>
+        </w:rPr>
+      </w:pPr>
+      <w:r>
+        <w:rPr>
+          <w:lang w:val="en-US"/>
+        </w:rPr>
+        <w:t xml:space="preserve">insert into </w:t>
+      </w:r>
+      <w:proofErr w:type="spellStart"/>
+      <w:r>
+        <w:rPr>
+          <w:lang w:val="en-US"/>
+        </w:rPr>
+        <w:t>emp_dml_view</w:t>
+      </w:r>
+      <w:proofErr w:type="spellEnd"/>
+      <w:r>
+        <w:rPr>
+          <w:lang w:val="en-US"/>
+        </w:rPr>
+        <w:t xml:space="preserve"> values(101,'Steven',45000,'Developer');</w:t>
+      </w:r>
+    </w:p>
+    <w:p>
+      <w:pPr>
+        <w:rPr>
+          <w:lang w:val="en-US"/>
+        </w:rPr>
+      </w:pPr>
     </w:p>
     <w:p>
       <w:pPr>
@@ -579,6 +656,367 @@
         </w:rPr>
         <w:t xml:space="preserve">Index </w:t>
       </w:r>
+    </w:p>
+    <w:p>
+      <w:pPr>
+        <w:rPr>
+          <w:lang w:val="en-US"/>
+        </w:rPr>
+      </w:pPr>
+      <w:r>
+        <w:rPr>
+          <w:lang w:val="en-US"/>
+        </w:rPr>
+        <w:t xml:space="preserve">Index is a </w:t>
+      </w:r>
+      <w:proofErr w:type="spellStart"/>
+      <w:r>
+        <w:rPr>
+          <w:lang w:val="en-US"/>
+        </w:rPr>
+        <w:t>pre defined</w:t>
+      </w:r>
+      <w:proofErr w:type="spellEnd"/>
+      <w:r>
+        <w:rPr>
+          <w:lang w:val="en-US"/>
+        </w:rPr>
+        <w:t xml:space="preserve"> my </w:t>
+      </w:r>
+      <w:proofErr w:type="spellStart"/>
+      <w:r>
+        <w:rPr>
+          <w:lang w:val="en-US"/>
+        </w:rPr>
+        <w:t>sql</w:t>
+      </w:r>
+      <w:proofErr w:type="spellEnd"/>
+      <w:r>
+        <w:rPr>
+          <w:lang w:val="en-US"/>
+        </w:rPr>
+        <w:t xml:space="preserve"> object which help to retrieve or search data very fast. </w:t>
+      </w:r>
+    </w:p>
+    <w:p>
+      <w:pPr>
+        <w:rPr>
+          <w:lang w:val="en-US"/>
+        </w:rPr>
+      </w:pPr>
+      <w:r>
+        <w:rPr>
+          <w:lang w:val="en-US"/>
+        </w:rPr>
+        <w:t xml:space="preserve">By default if table contains PK it internally create primary key index. </w:t>
+      </w:r>
+    </w:p>
+    <w:p>
+      <w:pPr>
+        <w:rPr>
+          <w:lang w:val="en-US"/>
+        </w:rPr>
+      </w:pPr>
+    </w:p>
+    <w:p>
+      <w:pPr>
+        <w:rPr>
+          <w:lang w:val="en-US"/>
+        </w:rPr>
+      </w:pPr>
+      <w:r>
+        <w:rPr>
+          <w:lang w:val="en-US"/>
+        </w:rPr>
+        <w:t xml:space="preserve">Generally we create the index on those column which we retrieve again and again with some conditions. </w:t>
+      </w:r>
+    </w:p>
+    <w:p>
+      <w:pPr>
+        <w:rPr>
+          <w:lang w:val="en-US"/>
+        </w:rPr>
+      </w:pPr>
+      <w:r>
+        <w:rPr>
+          <w:lang w:val="en-US"/>
+        </w:rPr>
+        <w:t xml:space="preserve">Create index </w:t>
+      </w:r>
+      <w:proofErr w:type="spellStart"/>
+      <w:r>
+        <w:rPr>
+          <w:lang w:val="en-US"/>
+        </w:rPr>
+        <w:t>index_name</w:t>
+      </w:r>
+      <w:proofErr w:type="spellEnd"/>
+      <w:r>
+        <w:rPr>
+          <w:lang w:val="en-US"/>
+        </w:rPr>
+        <w:t xml:space="preserve"> on </w:t>
+      </w:r>
+      <w:proofErr w:type="spellStart"/>
+      <w:r>
+        <w:rPr>
+          <w:lang w:val="en-US"/>
+        </w:rPr>
+        <w:t>tableName</w:t>
+      </w:r>
+      <w:proofErr w:type="spellEnd"/>
+      <w:r>
+        <w:rPr>
+          <w:lang w:val="en-US"/>
+        </w:rPr>
+        <w:t>(</w:t>
+      </w:r>
+      <w:proofErr w:type="spellStart"/>
+      <w:r>
+        <w:rPr>
+          <w:lang w:val="en-US"/>
+        </w:rPr>
+        <w:t>columnName</w:t>
+      </w:r>
+      <w:proofErr w:type="spellEnd"/>
+      <w:r>
+        <w:rPr>
+          <w:lang w:val="en-US"/>
+        </w:rPr>
+        <w:t>)</w:t>
+      </w:r>
+    </w:p>
+    <w:p>
+      <w:pPr>
+        <w:rPr>
+          <w:lang w:val="en-US"/>
+        </w:rPr>
+      </w:pPr>
+    </w:p>
+    <w:p>
+      <w:pPr>
+        <w:rPr>
+          <w:lang w:val="en-US"/>
+        </w:rPr>
+      </w:pPr>
+      <w:r>
+        <w:rPr>
+          <w:lang w:val="en-US"/>
+        </w:rPr>
+        <w:t xml:space="preserve">Create index </w:t>
+      </w:r>
+      <w:proofErr w:type="spellStart"/>
+      <w:r>
+        <w:rPr>
+          <w:lang w:val="en-US"/>
+        </w:rPr>
+        <w:t>emp_dept_index</w:t>
+      </w:r>
+      <w:proofErr w:type="spellEnd"/>
+      <w:r>
+        <w:rPr>
+          <w:lang w:val="en-US"/>
+        </w:rPr>
+        <w:t xml:space="preserve"> on employee(</w:t>
+      </w:r>
+      <w:proofErr w:type="spellStart"/>
+      <w:r>
+        <w:rPr>
+          <w:lang w:val="en-US"/>
+        </w:rPr>
+        <w:t>department_id</w:t>
+      </w:r>
+      <w:proofErr w:type="spellEnd"/>
+      <w:r>
+        <w:rPr>
+          <w:lang w:val="en-US"/>
+        </w:rPr>
+        <w:t>);</w:t>
+      </w:r>
+    </w:p>
+    <w:p>
+      <w:pPr>
+        <w:rPr>
+          <w:lang w:val="en-US"/>
+        </w:rPr>
+      </w:pPr>
+    </w:p>
+    <w:p>
+      <w:pPr>
+        <w:rPr>
+          <w:lang w:val="en-US"/>
+        </w:rPr>
+      </w:pPr>
+      <w:r>
+        <w:rPr>
+          <w:lang w:val="en-US"/>
+        </w:rPr>
+        <w:t xml:space="preserve">alter table college drop index </w:t>
+      </w:r>
+      <w:proofErr w:type="spellStart"/>
+      <w:r>
+        <w:rPr>
+          <w:lang w:val="en-US"/>
+        </w:rPr>
+        <w:t>city_index</w:t>
+      </w:r>
+      <w:proofErr w:type="spellEnd"/>
+      <w:r>
+        <w:rPr>
+          <w:lang w:val="en-US"/>
+        </w:rPr>
+        <w:t>;</w:t>
+      </w:r>
+    </w:p>
+    <w:p>
+      <w:pPr>
+        <w:rPr>
+          <w:lang w:val="en-US"/>
+        </w:rPr>
+      </w:pPr>
+    </w:p>
+    <w:p>
+      <w:pPr>
+        <w:rPr>
+          <w:lang w:val="en-US"/>
+        </w:rPr>
+      </w:pPr>
+      <w:r>
+        <w:rPr>
+          <w:lang w:val="en-US"/>
+        </w:rPr>
+        <w:t xml:space="preserve">explain select * from college where </w:t>
+      </w:r>
+      <w:proofErr w:type="spellStart"/>
+      <w:r>
+        <w:rPr>
+          <w:lang w:val="en-US"/>
+        </w:rPr>
+        <w:t>cid</w:t>
+      </w:r>
+      <w:proofErr w:type="spellEnd"/>
+      <w:r>
+        <w:rPr>
+          <w:lang w:val="en-US"/>
+        </w:rPr>
+        <w:t>=1;</w:t>
+      </w:r>
+      <w:r>
+        <w:rPr>
+          <w:lang w:val="en-US"/>
+        </w:rPr>
+        <w:tab/>
+      </w:r>
+      <w:r>
+        <w:rPr>
+          <w:lang w:val="en-US"/>
+        </w:rPr>
+        <w:tab/>
+        <w:t xml:space="preserve">default primary key index </w:t>
+      </w:r>
+    </w:p>
+    <w:p>
+      <w:pPr>
+        <w:rPr>
+          <w:lang w:val="en-US"/>
+        </w:rPr>
+      </w:pPr>
+      <w:r>
+        <w:rPr>
+          <w:lang w:val="en-US"/>
+        </w:rPr>
+        <w:t xml:space="preserve">create index </w:t>
+      </w:r>
+      <w:proofErr w:type="spellStart"/>
+      <w:r>
+        <w:rPr>
+          <w:lang w:val="en-US"/>
+        </w:rPr>
+        <w:t>city_index</w:t>
+      </w:r>
+      <w:proofErr w:type="spellEnd"/>
+      <w:r>
+        <w:rPr>
+          <w:lang w:val="en-US"/>
+        </w:rPr>
+        <w:t xml:space="preserve"> on college(city);</w:t>
+      </w:r>
+      <w:r>
+        <w:rPr>
+          <w:lang w:val="en-US"/>
+        </w:rPr>
+        <w:tab/>
+      </w:r>
+      <w:r>
+        <w:rPr>
+          <w:lang w:val="en-US"/>
+        </w:rPr>
+        <w:tab/>
+        <w:t xml:space="preserve">creating user defined index on city column </w:t>
+      </w:r>
+    </w:p>
+    <w:p>
+      <w:pPr>
+        <w:rPr>
+          <w:lang w:val="en-US"/>
+        </w:rPr>
+      </w:pPr>
+      <w:r>
+        <w:rPr>
+          <w:lang w:val="en-US"/>
+        </w:rPr>
+        <w:lastRenderedPageBreak/>
+        <w:t>explain select * from college where city like '</w:t>
+      </w:r>
+      <w:proofErr w:type="spellStart"/>
+      <w:r>
+        <w:rPr>
+          <w:lang w:val="en-US"/>
+        </w:rPr>
+        <w:t>Mumbia</w:t>
+      </w:r>
+      <w:proofErr w:type="spellEnd"/>
+      <w:r>
+        <w:rPr>
+          <w:lang w:val="en-US"/>
+        </w:rPr>
+        <w:t>';</w:t>
+      </w:r>
+    </w:p>
+    <w:p>
+      <w:pPr>
+        <w:rPr>
+          <w:lang w:val="en-US"/>
+        </w:rPr>
+      </w:pPr>
+    </w:p>
+    <w:p>
+      <w:pPr>
+        <w:rPr>
+          <w:lang w:val="en-US"/>
+        </w:rPr>
+      </w:pPr>
+    </w:p>
+    <w:p>
+      <w:pPr>
+        <w:rPr>
+          <w:lang w:val="en-US"/>
+        </w:rPr>
+      </w:pPr>
+    </w:p>
+    <w:p>
+      <w:pPr>
+        <w:rPr>
+          <w:lang w:val="en-US"/>
+        </w:rPr>
+      </w:pPr>
+    </w:p>
+    <w:p>
+      <w:pPr>
+        <w:rPr>
+          <w:lang w:val="en-US"/>
+        </w:rPr>
+      </w:pPr>
     </w:p>
     <w:p>
       <w:pPr>

--- a/FSD MERN - Designing and Managing Databases with MongoDB/FSD - Designing and Managing Databases with MongoDB - Day 5 - 24-04-206.docx
+++ b/FSD MERN - Designing and Managing Databases with MongoDB/FSD - Designing and Managing Databases with MongoDB - Day 5 - 24-04-206.docx
@@ -66,7 +66,21 @@
         <w:rPr>
           <w:lang w:val="en-US"/>
         </w:rPr>
-        <w:t xml:space="preserve"> database using workbench(GUI base server connect).</w:t>
+        <w:t xml:space="preserve"> database using </w:t>
+      </w:r>
+      <w:proofErr w:type="gramStart"/>
+      <w:r>
+        <w:rPr>
+          <w:lang w:val="en-US"/>
+        </w:rPr>
+        <w:t>workbench(</w:t>
+      </w:r>
+      <w:proofErr w:type="gramEnd"/>
+      <w:r>
+        <w:rPr>
+          <w:lang w:val="en-US"/>
+        </w:rPr>
+        <w:t>GUI base server connect).</w:t>
       </w:r>
     </w:p>
     <w:p>
@@ -102,6 +116,7 @@
         <w:t xml:space="preserve">View is a </w:t>
       </w:r>
       <w:proofErr w:type="spellStart"/>
+      <w:proofErr w:type="gramStart"/>
       <w:r>
         <w:rPr>
           <w:lang w:val="en-US"/>
@@ -109,6 +124,7 @@
         <w:t>pre defined</w:t>
       </w:r>
       <w:proofErr w:type="spellEnd"/>
+      <w:proofErr w:type="gramEnd"/>
       <w:r>
         <w:rPr>
           <w:lang w:val="en-US"/>
@@ -127,7 +143,21 @@
         <w:rPr>
           <w:lang w:val="en-US"/>
         </w:rPr>
-        <w:t xml:space="preserve"> object which help to create virtual table. </w:t>
+        <w:t xml:space="preserve"> object which </w:t>
+      </w:r>
+      <w:proofErr w:type="gramStart"/>
+      <w:r>
+        <w:rPr>
+          <w:lang w:val="en-US"/>
+        </w:rPr>
+        <w:t>help</w:t>
+      </w:r>
+      <w:proofErr w:type="gramEnd"/>
+      <w:r>
+        <w:rPr>
+          <w:lang w:val="en-US"/>
+        </w:rPr>
+        <w:t xml:space="preserve"> to create virtual table. </w:t>
       </w:r>
     </w:p>
     <w:p>
@@ -312,9 +342,17 @@
         <w:rPr>
           <w:lang w:val="en-US"/>
         </w:rPr>
-        <w:t>first_name,salary</w:t>
+        <w:t>first_</w:t>
+      </w:r>
+      <w:proofErr w:type="gramStart"/>
+      <w:r>
+        <w:rPr>
+          <w:lang w:val="en-US"/>
+        </w:rPr>
+        <w:t>name,salary</w:t>
       </w:r>
       <w:proofErr w:type="spellEnd"/>
+      <w:proofErr w:type="gramEnd"/>
       <w:r>
         <w:rPr>
           <w:lang w:val="en-US"/>
@@ -381,11 +419,47 @@
         <w:t xml:space="preserve">select </w:t>
       </w:r>
       <w:proofErr w:type="spellStart"/>
-      <w:r>
-        <w:rPr>
-          <w:lang w:val="en-US"/>
-        </w:rPr>
-        <w:t>e.first_name,e.salary,d.department_name</w:t>
+      <w:proofErr w:type="gramStart"/>
+      <w:r>
+        <w:rPr>
+          <w:lang w:val="en-US"/>
+        </w:rPr>
+        <w:t>e.first</w:t>
+      </w:r>
+      <w:proofErr w:type="gramEnd"/>
+      <w:r>
+        <w:rPr>
+          <w:lang w:val="en-US"/>
+        </w:rPr>
+        <w:t>_</w:t>
+      </w:r>
+      <w:proofErr w:type="gramStart"/>
+      <w:r>
+        <w:rPr>
+          <w:lang w:val="en-US"/>
+        </w:rPr>
+        <w:t>name,e</w:t>
+      </w:r>
+      <w:proofErr w:type="gramEnd"/>
+      <w:r>
+        <w:rPr>
+          <w:lang w:val="en-US"/>
+        </w:rPr>
+        <w:t>.</w:t>
+      </w:r>
+      <w:proofErr w:type="gramStart"/>
+      <w:r>
+        <w:rPr>
+          <w:lang w:val="en-US"/>
+        </w:rPr>
+        <w:t>salary,d</w:t>
+      </w:r>
+      <w:proofErr w:type="gramEnd"/>
+      <w:r>
+        <w:rPr>
+          <w:lang w:val="en-US"/>
+        </w:rPr>
+        <w:t>.department_name</w:t>
       </w:r>
       <w:proofErr w:type="spellEnd"/>
       <w:r>
@@ -408,11 +482,19 @@
         <w:t xml:space="preserve">inner join department d on </w:t>
       </w:r>
       <w:proofErr w:type="spellStart"/>
-      <w:r>
-        <w:rPr>
-          <w:lang w:val="en-US"/>
-        </w:rPr>
-        <w:t>e.department_id</w:t>
+      <w:proofErr w:type="gramStart"/>
+      <w:r>
+        <w:rPr>
+          <w:lang w:val="en-US"/>
+        </w:rPr>
+        <w:t>e.department</w:t>
+      </w:r>
+      <w:proofErr w:type="gramEnd"/>
+      <w:r>
+        <w:rPr>
+          <w:lang w:val="en-US"/>
+        </w:rPr>
+        <w:t>_id</w:t>
       </w:r>
       <w:proofErr w:type="spellEnd"/>
       <w:r>
@@ -422,11 +504,19 @@
         <w:t>=</w:t>
       </w:r>
       <w:proofErr w:type="spellStart"/>
-      <w:r>
-        <w:rPr>
-          <w:lang w:val="en-US"/>
-        </w:rPr>
-        <w:t>d.department_id</w:t>
+      <w:proofErr w:type="gramStart"/>
+      <w:r>
+        <w:rPr>
+          <w:lang w:val="en-US"/>
+        </w:rPr>
+        <w:t>d.department</w:t>
+      </w:r>
+      <w:proofErr w:type="gramEnd"/>
+      <w:r>
+        <w:rPr>
+          <w:lang w:val="en-US"/>
+        </w:rPr>
+        <w:t>_id</w:t>
       </w:r>
       <w:proofErr w:type="spellEnd"/>
       <w:r>
@@ -670,6 +760,7 @@
         <w:t xml:space="preserve">Index is a </w:t>
       </w:r>
       <w:proofErr w:type="spellStart"/>
+      <w:proofErr w:type="gramStart"/>
       <w:r>
         <w:rPr>
           <w:lang w:val="en-US"/>
@@ -677,11 +768,19 @@
         <w:t>pre defined</w:t>
       </w:r>
       <w:proofErr w:type="spellEnd"/>
-      <w:r>
-        <w:rPr>
-          <w:lang w:val="en-US"/>
-        </w:rPr>
-        <w:t xml:space="preserve"> my </w:t>
+      <w:proofErr w:type="gramEnd"/>
+      <w:r>
+        <w:rPr>
+          <w:lang w:val="en-US"/>
+        </w:rPr>
+        <w:t xml:space="preserve"> </w:t>
+      </w:r>
+      <w:proofErr w:type="gramStart"/>
+      <w:r>
+        <w:rPr>
+          <w:lang w:val="en-US"/>
+        </w:rPr>
+        <w:t xml:space="preserve">my </w:t>
       </w:r>
       <w:proofErr w:type="spellStart"/>
       <w:r>
@@ -691,44 +790,137 @@
         <w:t>sql</w:t>
       </w:r>
       <w:proofErr w:type="spellEnd"/>
-      <w:r>
-        <w:rPr>
-          <w:lang w:val="en-US"/>
-        </w:rPr>
-        <w:t xml:space="preserve"> object which help to retrieve or search data very fast. </w:t>
-      </w:r>
-    </w:p>
-    <w:p>
-      <w:pPr>
-        <w:rPr>
-          <w:lang w:val="en-US"/>
-        </w:rPr>
-      </w:pPr>
-      <w:r>
-        <w:rPr>
-          <w:lang w:val="en-US"/>
-        </w:rPr>
-        <w:t xml:space="preserve">By default if table contains PK it internally create primary key index. </w:t>
-      </w:r>
-    </w:p>
-    <w:p>
-      <w:pPr>
-        <w:rPr>
-          <w:lang w:val="en-US"/>
-        </w:rPr>
-      </w:pPr>
-    </w:p>
-    <w:p>
-      <w:pPr>
-        <w:rPr>
-          <w:lang w:val="en-US"/>
-        </w:rPr>
-      </w:pPr>
-      <w:r>
-        <w:rPr>
-          <w:lang w:val="en-US"/>
-        </w:rPr>
-        <w:t xml:space="preserve">Generally we create the index on those column which we retrieve again and again with some conditions. </w:t>
+      <w:proofErr w:type="gramEnd"/>
+      <w:r>
+        <w:rPr>
+          <w:lang w:val="en-US"/>
+        </w:rPr>
+        <w:t xml:space="preserve"> object which </w:t>
+      </w:r>
+      <w:proofErr w:type="gramStart"/>
+      <w:r>
+        <w:rPr>
+          <w:lang w:val="en-US"/>
+        </w:rPr>
+        <w:t>help</w:t>
+      </w:r>
+      <w:proofErr w:type="gramEnd"/>
+      <w:r>
+        <w:rPr>
+          <w:lang w:val="en-US"/>
+        </w:rPr>
+        <w:t xml:space="preserve"> to retrieve or search data very fast. </w:t>
+      </w:r>
+    </w:p>
+    <w:p>
+      <w:pPr>
+        <w:rPr>
+          <w:lang w:val="en-US"/>
+        </w:rPr>
+      </w:pPr>
+      <w:r>
+        <w:rPr>
+          <w:lang w:val="en-US"/>
+        </w:rPr>
+        <w:t xml:space="preserve">By </w:t>
+      </w:r>
+      <w:proofErr w:type="gramStart"/>
+      <w:r>
+        <w:rPr>
+          <w:lang w:val="en-US"/>
+        </w:rPr>
+        <w:t>default</w:t>
+      </w:r>
+      <w:proofErr w:type="gramEnd"/>
+      <w:r>
+        <w:rPr>
+          <w:lang w:val="en-US"/>
+        </w:rPr>
+        <w:t xml:space="preserve"> if table contains </w:t>
+      </w:r>
+      <w:proofErr w:type="gramStart"/>
+      <w:r>
+        <w:rPr>
+          <w:lang w:val="en-US"/>
+        </w:rPr>
+        <w:t>PK</w:t>
+      </w:r>
+      <w:proofErr w:type="gramEnd"/>
+      <w:r>
+        <w:rPr>
+          <w:lang w:val="en-US"/>
+        </w:rPr>
+        <w:t xml:space="preserve"> it internally </w:t>
+      </w:r>
+      <w:proofErr w:type="gramStart"/>
+      <w:r>
+        <w:rPr>
+          <w:lang w:val="en-US"/>
+        </w:rPr>
+        <w:t>create</w:t>
+      </w:r>
+      <w:proofErr w:type="gramEnd"/>
+      <w:r>
+        <w:rPr>
+          <w:lang w:val="en-US"/>
+        </w:rPr>
+        <w:t xml:space="preserve"> primary key index. </w:t>
+      </w:r>
+    </w:p>
+    <w:p>
+      <w:pPr>
+        <w:rPr>
+          <w:lang w:val="en-US"/>
+        </w:rPr>
+      </w:pPr>
+    </w:p>
+    <w:p>
+      <w:pPr>
+        <w:rPr>
+          <w:lang w:val="en-US"/>
+        </w:rPr>
+      </w:pPr>
+      <w:proofErr w:type="gramStart"/>
+      <w:r>
+        <w:rPr>
+          <w:lang w:val="en-US"/>
+        </w:rPr>
+        <w:t>Generally</w:t>
+      </w:r>
+      <w:proofErr w:type="gramEnd"/>
+      <w:r>
+        <w:rPr>
+          <w:lang w:val="en-US"/>
+        </w:rPr>
+        <w:t xml:space="preserve"> we create the index on </w:t>
+      </w:r>
+      <w:proofErr w:type="gramStart"/>
+      <w:r>
+        <w:rPr>
+          <w:lang w:val="en-US"/>
+        </w:rPr>
+        <w:t>those column</w:t>
+      </w:r>
+      <w:proofErr w:type="gramEnd"/>
+      <w:r>
+        <w:rPr>
+          <w:lang w:val="en-US"/>
+        </w:rPr>
+        <w:t xml:space="preserve"> which we retrieve </w:t>
+      </w:r>
+      <w:proofErr w:type="gramStart"/>
+      <w:r>
+        <w:rPr>
+          <w:lang w:val="en-US"/>
+        </w:rPr>
+        <w:t>again and again</w:t>
+      </w:r>
+      <w:proofErr w:type="gramEnd"/>
+      <w:r>
+        <w:rPr>
+          <w:lang w:val="en-US"/>
+        </w:rPr>
+        <w:t xml:space="preserve"> with some conditions. </w:t>
       </w:r>
     </w:p>
     <w:p>
@@ -881,10 +1073,25 @@
           <w:lang w:val="en-US"/>
         </w:rPr>
       </w:pPr>
-      <w:r>
-        <w:rPr>
-          <w:lang w:val="en-US"/>
-        </w:rPr>
+    </w:p>
+    <w:p>
+      <w:pPr>
+        <w:rPr>
+          <w:lang w:val="en-US"/>
+        </w:rPr>
+      </w:pPr>
+    </w:p>
+    <w:p>
+      <w:pPr>
+        <w:rPr>
+          <w:lang w:val="en-US"/>
+        </w:rPr>
+      </w:pPr>
+      <w:r>
+        <w:rPr>
+          <w:lang w:val="en-US"/>
+        </w:rPr>
+        <w:lastRenderedPageBreak/>
         <w:t xml:space="preserve">explain select * from college where </w:t>
       </w:r>
       <w:proofErr w:type="spellStart"/>
@@ -899,7 +1106,14 @@
         <w:rPr>
           <w:lang w:val="en-US"/>
         </w:rPr>
-        <w:t>=1;</w:t>
+        <w:t>=1</w:t>
+      </w:r>
+      <w:proofErr w:type="gramStart"/>
+      <w:r>
+        <w:rPr>
+          <w:lang w:val="en-US"/>
+        </w:rPr>
+        <w:t>;</w:t>
       </w:r>
       <w:r>
         <w:rPr>
@@ -912,7 +1126,14 @@
           <w:lang w:val="en-US"/>
         </w:rPr>
         <w:tab/>
-        <w:t xml:space="preserve">default primary key index </w:t>
+        <w:t>default</w:t>
+      </w:r>
+      <w:proofErr w:type="gramEnd"/>
+      <w:r>
+        <w:rPr>
+          <w:lang w:val="en-US"/>
+        </w:rPr>
+        <w:t xml:space="preserve"> primary key index </w:t>
       </w:r>
     </w:p>
     <w:p>
@@ -939,7 +1160,14 @@
         <w:rPr>
           <w:lang w:val="en-US"/>
         </w:rPr>
-        <w:t xml:space="preserve"> on college(city);</w:t>
+        <w:t xml:space="preserve"> on college(city)</w:t>
+      </w:r>
+      <w:proofErr w:type="gramStart"/>
+      <w:r>
+        <w:rPr>
+          <w:lang w:val="en-US"/>
+        </w:rPr>
+        <w:t>;</w:t>
       </w:r>
       <w:r>
         <w:rPr>
@@ -952,20 +1180,26 @@
           <w:lang w:val="en-US"/>
         </w:rPr>
         <w:tab/>
-        <w:t xml:space="preserve">creating user defined index on city column </w:t>
-      </w:r>
-    </w:p>
-    <w:p>
-      <w:pPr>
-        <w:rPr>
-          <w:lang w:val="en-US"/>
-        </w:rPr>
-      </w:pPr>
-      <w:r>
-        <w:rPr>
-          <w:lang w:val="en-US"/>
-        </w:rPr>
-        <w:lastRenderedPageBreak/>
+        <w:t>creating</w:t>
+      </w:r>
+      <w:proofErr w:type="gramEnd"/>
+      <w:r>
+        <w:rPr>
+          <w:lang w:val="en-US"/>
+        </w:rPr>
+        <w:t xml:space="preserve"> user defined index on city column </w:t>
+      </w:r>
+    </w:p>
+    <w:p>
+      <w:pPr>
+        <w:rPr>
+          <w:lang w:val="en-US"/>
+        </w:rPr>
+      </w:pPr>
+      <w:r>
+        <w:rPr>
+          <w:lang w:val="en-US"/>
+        </w:rPr>
         <w:t>explain select * from college where city like '</w:t>
       </w:r>
       <w:proofErr w:type="spellStart"/>
@@ -981,6 +1215,53 @@
           <w:lang w:val="en-US"/>
         </w:rPr>
         <w:t>';</w:t>
+      </w:r>
+    </w:p>
+    <w:p>
+      <w:pPr>
+        <w:rPr>
+          <w:lang w:val="en-US"/>
+        </w:rPr>
+      </w:pPr>
+      <w:r>
+        <w:rPr>
+          <w:lang w:val="en-US"/>
+        </w:rPr>
+        <w:t xml:space="preserve">drop the index </w:t>
+      </w:r>
+    </w:p>
+    <w:p>
+      <w:pPr>
+        <w:rPr>
+          <w:lang w:val="en-US"/>
+        </w:rPr>
+      </w:pPr>
+    </w:p>
+    <w:p>
+      <w:pPr>
+        <w:rPr>
+          <w:lang w:val="en-US"/>
+        </w:rPr>
+      </w:pPr>
+      <w:r>
+        <w:rPr>
+          <w:lang w:val="en-US"/>
+        </w:rPr>
+        <w:t xml:space="preserve">alter table college drop index </w:t>
+      </w:r>
+      <w:proofErr w:type="spellStart"/>
+      <w:r>
+        <w:rPr>
+          <w:lang w:val="en-US"/>
+        </w:rPr>
+        <w:t>college_city_index</w:t>
+      </w:r>
+      <w:proofErr w:type="spellEnd"/>
+      <w:r>
+        <w:rPr>
+          <w:lang w:val="en-US"/>
+        </w:rPr>
+        <w:t>;</w:t>
       </w:r>
     </w:p>
     <w:p>

--- a/FSD MERN - Designing and Managing Databases with MongoDB/FSD - Designing and Managing Databases with MongoDB - Day 5 - 24-04-206.docx
+++ b/FSD MERN - Designing and Managing Databases with MongoDB/FSD - Designing and Managing Databases with MongoDB - Day 5 - 24-04-206.docx
@@ -1277,40 +1277,1406 @@
           <w:lang w:val="en-US"/>
         </w:rPr>
       </w:pPr>
-    </w:p>
-    <w:p>
-      <w:pPr>
-        <w:rPr>
-          <w:lang w:val="en-US"/>
-        </w:rPr>
-      </w:pPr>
-    </w:p>
-    <w:p>
-      <w:pPr>
-        <w:rPr>
-          <w:lang w:val="en-US"/>
-        </w:rPr>
-      </w:pPr>
-    </w:p>
-    <w:p>
-      <w:pPr>
-        <w:rPr>
-          <w:lang w:val="en-US"/>
-        </w:rPr>
-      </w:pPr>
-    </w:p>
-    <w:p>
-      <w:pPr>
-        <w:rPr>
-          <w:lang w:val="en-US"/>
-        </w:rPr>
-      </w:pPr>
+      <w:proofErr w:type="gramStart"/>
       <w:r>
         <w:rPr>
           <w:lang w:val="en-US"/>
         </w:rPr>
         <w:t xml:space="preserve">TCL </w:t>
       </w:r>
+      <w:r>
+        <w:rPr>
+          <w:lang w:val="en-US"/>
+        </w:rPr>
+        <w:t>:</w:t>
+      </w:r>
+      <w:proofErr w:type="gramEnd"/>
+      <w:r>
+        <w:rPr>
+          <w:lang w:val="en-US"/>
+        </w:rPr>
+        <w:t xml:space="preserve"> Transactional </w:t>
+      </w:r>
+      <w:proofErr w:type="gramStart"/>
+      <w:r>
+        <w:rPr>
+          <w:lang w:val="en-US"/>
+        </w:rPr>
+        <w:t>control language</w:t>
+      </w:r>
+      <w:proofErr w:type="gramEnd"/>
+      <w:r>
+        <w:rPr>
+          <w:lang w:val="en-US"/>
+        </w:rPr>
+        <w:t xml:space="preserve"> </w:t>
+      </w:r>
+    </w:p>
+    <w:p>
+      <w:pPr>
+        <w:rPr>
+          <w:lang w:val="en-US"/>
+        </w:rPr>
+      </w:pPr>
+      <w:r>
+        <w:rPr>
+          <w:lang w:val="en-US"/>
+        </w:rPr>
+        <w:t xml:space="preserve">When we do any DML operation under transaction if all </w:t>
+      </w:r>
+      <w:proofErr w:type="gramStart"/>
+      <w:r>
+        <w:rPr>
+          <w:lang w:val="en-US"/>
+        </w:rPr>
+        <w:t>query</w:t>
+      </w:r>
+      <w:proofErr w:type="gramEnd"/>
+      <w:r>
+        <w:rPr>
+          <w:lang w:val="en-US"/>
+        </w:rPr>
+        <w:t xml:space="preserve"> execute successfully then you </w:t>
+      </w:r>
+      <w:proofErr w:type="gramStart"/>
+      <w:r>
+        <w:rPr>
+          <w:lang w:val="en-US"/>
+        </w:rPr>
+        <w:t>can do</w:t>
+      </w:r>
+      <w:proofErr w:type="gramEnd"/>
+      <w:r>
+        <w:rPr>
+          <w:lang w:val="en-US"/>
+        </w:rPr>
+        <w:t xml:space="preserve"> commit. If any query </w:t>
+      </w:r>
+      <w:proofErr w:type="gramStart"/>
+      <w:r>
+        <w:rPr>
+          <w:lang w:val="en-US"/>
+        </w:rPr>
+        <w:t>generate</w:t>
+      </w:r>
+      <w:proofErr w:type="gramEnd"/>
+      <w:r>
+        <w:rPr>
+          <w:lang w:val="en-US"/>
+        </w:rPr>
+        <w:t xml:space="preserve"> </w:t>
+      </w:r>
+      <w:proofErr w:type="gramStart"/>
+      <w:r>
+        <w:rPr>
+          <w:lang w:val="en-US"/>
+        </w:rPr>
+        <w:t>error</w:t>
+      </w:r>
+      <w:proofErr w:type="gramEnd"/>
+      <w:r>
+        <w:rPr>
+          <w:lang w:val="en-US"/>
+        </w:rPr>
+        <w:t xml:space="preserve"> then you can do rollback(undo)</w:t>
+      </w:r>
+    </w:p>
+    <w:p>
+      <w:pPr>
+        <w:rPr>
+          <w:lang w:val="en-US"/>
+        </w:rPr>
+      </w:pPr>
+    </w:p>
+    <w:p>
+      <w:pPr>
+        <w:rPr>
+          <w:lang w:val="en-US"/>
+        </w:rPr>
+      </w:pPr>
+      <w:r>
+        <w:rPr>
+          <w:lang w:val="en-US"/>
+        </w:rPr>
+        <w:t xml:space="preserve">Failure transaction </w:t>
+      </w:r>
+    </w:p>
+    <w:p>
+      <w:pPr>
+        <w:rPr>
+          <w:lang w:val="en-US"/>
+        </w:rPr>
+      </w:pPr>
+      <w:r>
+        <w:rPr>
+          <w:lang w:val="en-US"/>
+        </w:rPr>
+        <w:t>select * from emp;</w:t>
+      </w:r>
+    </w:p>
+    <w:p>
+      <w:pPr>
+        <w:rPr>
+          <w:lang w:val="en-US"/>
+        </w:rPr>
+      </w:pPr>
+      <w:r>
+        <w:rPr>
+          <w:lang w:val="en-US"/>
+        </w:rPr>
+        <w:t>+-----+--------+--------+-------------+</w:t>
+      </w:r>
+    </w:p>
+    <w:p>
+      <w:pPr>
+        <w:rPr>
+          <w:lang w:val="en-US"/>
+        </w:rPr>
+      </w:pPr>
+      <w:r>
+        <w:rPr>
+          <w:lang w:val="en-US"/>
+        </w:rPr>
+        <w:t xml:space="preserve">| </w:t>
+      </w:r>
+      <w:proofErr w:type="spellStart"/>
+      <w:r>
+        <w:rPr>
+          <w:lang w:val="en-US"/>
+        </w:rPr>
+        <w:t>eid</w:t>
+      </w:r>
+      <w:proofErr w:type="spellEnd"/>
+      <w:r>
+        <w:rPr>
+          <w:lang w:val="en-US"/>
+        </w:rPr>
+        <w:t xml:space="preserve"> | </w:t>
+      </w:r>
+      <w:proofErr w:type="spellStart"/>
+      <w:proofErr w:type="gramStart"/>
+      <w:r>
+        <w:rPr>
+          <w:lang w:val="en-US"/>
+        </w:rPr>
+        <w:t>ename</w:t>
+      </w:r>
+      <w:proofErr w:type="spellEnd"/>
+      <w:r>
+        <w:rPr>
+          <w:lang w:val="en-US"/>
+        </w:rPr>
+        <w:t xml:space="preserve">  |</w:t>
+      </w:r>
+      <w:proofErr w:type="gramEnd"/>
+      <w:r>
+        <w:rPr>
+          <w:lang w:val="en-US"/>
+        </w:rPr>
+        <w:t xml:space="preserve"> salary | designation |</w:t>
+      </w:r>
+    </w:p>
+    <w:p>
+      <w:pPr>
+        <w:rPr>
+          <w:lang w:val="en-US"/>
+        </w:rPr>
+      </w:pPr>
+      <w:r>
+        <w:rPr>
+          <w:lang w:val="en-US"/>
+        </w:rPr>
+        <w:t>+-----+--------+--------+-------------+</w:t>
+      </w:r>
+    </w:p>
+    <w:p>
+      <w:pPr>
+        <w:rPr>
+          <w:lang w:val="en-US"/>
+        </w:rPr>
+      </w:pPr>
+      <w:r>
+        <w:rPr>
+          <w:lang w:val="en-US"/>
+        </w:rPr>
+        <w:t xml:space="preserve">| 100 | John   </w:t>
+      </w:r>
+      <w:proofErr w:type="gramStart"/>
+      <w:r>
+        <w:rPr>
+          <w:lang w:val="en-US"/>
+        </w:rPr>
+        <w:t>|  26000</w:t>
+      </w:r>
+      <w:proofErr w:type="gramEnd"/>
+      <w:r>
+        <w:rPr>
+          <w:lang w:val="en-US"/>
+        </w:rPr>
+        <w:t xml:space="preserve"> | HR          |</w:t>
+      </w:r>
+    </w:p>
+    <w:p>
+      <w:pPr>
+        <w:rPr>
+          <w:lang w:val="en-US"/>
+        </w:rPr>
+      </w:pPr>
+      <w:r>
+        <w:rPr>
+          <w:lang w:val="en-US"/>
+        </w:rPr>
+        <w:t xml:space="preserve">| 101 | steven </w:t>
+      </w:r>
+      <w:proofErr w:type="gramStart"/>
+      <w:r>
+        <w:rPr>
+          <w:lang w:val="en-US"/>
+        </w:rPr>
+        <w:t>|  35000</w:t>
+      </w:r>
+      <w:proofErr w:type="gramEnd"/>
+      <w:r>
+        <w:rPr>
+          <w:lang w:val="en-US"/>
+        </w:rPr>
+        <w:t xml:space="preserve"> | Manager     |</w:t>
+      </w:r>
+    </w:p>
+    <w:p>
+      <w:pPr>
+        <w:rPr>
+          <w:lang w:val="en-US"/>
+        </w:rPr>
+      </w:pPr>
+      <w:r>
+        <w:rPr>
+          <w:lang w:val="en-US"/>
+        </w:rPr>
+        <w:t>+-----+--------+--------+-------------+</w:t>
+      </w:r>
+    </w:p>
+    <w:p>
+      <w:pPr>
+        <w:rPr>
+          <w:lang w:val="en-US"/>
+        </w:rPr>
+      </w:pPr>
+      <w:r>
+        <w:rPr>
+          <w:lang w:val="en-US"/>
+        </w:rPr>
+        <w:t>2 rows in set (0.01 sec)</w:t>
+      </w:r>
+    </w:p>
+    <w:p>
+      <w:pPr>
+        <w:rPr>
+          <w:lang w:val="en-US"/>
+        </w:rPr>
+      </w:pPr>
+    </w:p>
+    <w:p>
+      <w:pPr>
+        <w:rPr>
+          <w:lang w:val="en-US"/>
+        </w:rPr>
+      </w:pPr>
+      <w:r>
+        <w:rPr>
+          <w:lang w:val="en-US"/>
+        </w:rPr>
+        <w:t>commit;</w:t>
+      </w:r>
+    </w:p>
+    <w:p>
+      <w:pPr>
+        <w:rPr>
+          <w:lang w:val="en-US"/>
+        </w:rPr>
+      </w:pPr>
+    </w:p>
+    <w:p>
+      <w:pPr>
+        <w:rPr>
+          <w:lang w:val="en-US"/>
+        </w:rPr>
+      </w:pPr>
+      <w:r>
+        <w:rPr>
+          <w:lang w:val="en-US"/>
+        </w:rPr>
+        <w:t>start transaction;</w:t>
+      </w:r>
+    </w:p>
+    <w:p>
+      <w:pPr>
+        <w:rPr>
+          <w:lang w:val="en-US"/>
+        </w:rPr>
+      </w:pPr>
+      <w:r>
+        <w:rPr>
+          <w:lang w:val="en-US"/>
+        </w:rPr>
+        <w:t>Query OK, 0 rows affected (0.00 sec)</w:t>
+      </w:r>
+    </w:p>
+    <w:p>
+      <w:pPr>
+        <w:rPr>
+          <w:lang w:val="en-US"/>
+        </w:rPr>
+      </w:pPr>
+    </w:p>
+    <w:p>
+      <w:pPr>
+        <w:rPr>
+          <w:lang w:val="en-US"/>
+        </w:rPr>
+      </w:pPr>
+      <w:proofErr w:type="gramStart"/>
+      <w:r>
+        <w:rPr>
+          <w:lang w:val="en-US"/>
+        </w:rPr>
+        <w:t>delete</w:t>
+      </w:r>
+      <w:proofErr w:type="gramEnd"/>
+      <w:r>
+        <w:rPr>
+          <w:lang w:val="en-US"/>
+        </w:rPr>
+        <w:t xml:space="preserve"> from emp where </w:t>
+      </w:r>
+      <w:proofErr w:type="spellStart"/>
+      <w:r>
+        <w:rPr>
+          <w:lang w:val="en-US"/>
+        </w:rPr>
+        <w:t>eid</w:t>
+      </w:r>
+      <w:proofErr w:type="spellEnd"/>
+      <w:r>
+        <w:rPr>
+          <w:lang w:val="en-US"/>
+        </w:rPr>
+        <w:t>=101;</w:t>
+      </w:r>
+    </w:p>
+    <w:p>
+      <w:pPr>
+        <w:rPr>
+          <w:lang w:val="en-US"/>
+        </w:rPr>
+      </w:pPr>
+      <w:r>
+        <w:rPr>
+          <w:lang w:val="en-US"/>
+        </w:rPr>
+        <w:t>Query OK, 1 row affected (0.00 sec)</w:t>
+      </w:r>
+    </w:p>
+    <w:p>
+      <w:pPr>
+        <w:rPr>
+          <w:lang w:val="en-US"/>
+        </w:rPr>
+      </w:pPr>
+    </w:p>
+    <w:p>
+      <w:pPr>
+        <w:rPr>
+          <w:lang w:val="en-US"/>
+        </w:rPr>
+      </w:pPr>
+      <w:r>
+        <w:rPr>
+          <w:lang w:val="en-US"/>
+        </w:rPr>
+        <w:t xml:space="preserve">update emp set salary=35000 where </w:t>
+      </w:r>
+      <w:proofErr w:type="spellStart"/>
+      <w:r>
+        <w:rPr>
+          <w:lang w:val="en-US"/>
+        </w:rPr>
+        <w:t>eid</w:t>
+      </w:r>
+      <w:proofErr w:type="spellEnd"/>
+      <w:r>
+        <w:rPr>
+          <w:lang w:val="en-US"/>
+        </w:rPr>
+        <w:t>=100;</w:t>
+      </w:r>
+    </w:p>
+    <w:p>
+      <w:pPr>
+        <w:rPr>
+          <w:lang w:val="en-US"/>
+        </w:rPr>
+      </w:pPr>
+      <w:r>
+        <w:rPr>
+          <w:lang w:val="en-US"/>
+        </w:rPr>
+        <w:t>Query OK, 1 row affected (0.00 sec)</w:t>
+      </w:r>
+    </w:p>
+    <w:p>
+      <w:pPr>
+        <w:rPr>
+          <w:lang w:val="en-US"/>
+        </w:rPr>
+      </w:pPr>
+    </w:p>
+    <w:p>
+      <w:pPr>
+        <w:rPr>
+          <w:lang w:val="en-US"/>
+        </w:rPr>
+      </w:pPr>
+      <w:r>
+        <w:rPr>
+          <w:lang w:val="en-US"/>
+        </w:rPr>
+        <w:t>insert into emp values(102,'Raj',25000,'Tester');</w:t>
+      </w:r>
+    </w:p>
+    <w:p>
+      <w:pPr>
+        <w:rPr>
+          <w:lang w:val="en-US"/>
+        </w:rPr>
+      </w:pPr>
+      <w:r>
+        <w:rPr>
+          <w:lang w:val="en-US"/>
+        </w:rPr>
+        <w:t>Query OK, 1 row affected (0.00 sec)</w:t>
+      </w:r>
+    </w:p>
+    <w:p>
+      <w:pPr>
+        <w:rPr>
+          <w:lang w:val="en-US"/>
+        </w:rPr>
+      </w:pPr>
+    </w:p>
+    <w:p>
+      <w:pPr>
+        <w:rPr>
+          <w:lang w:val="en-US"/>
+        </w:rPr>
+      </w:pPr>
+      <w:r>
+        <w:rPr>
+          <w:lang w:val="en-US"/>
+        </w:rPr>
+        <w:t>select * from emp;</w:t>
+      </w:r>
+    </w:p>
+    <w:p>
+      <w:pPr>
+        <w:rPr>
+          <w:lang w:val="en-US"/>
+        </w:rPr>
+      </w:pPr>
+      <w:r>
+        <w:rPr>
+          <w:lang w:val="en-US"/>
+        </w:rPr>
+        <w:t>+-----+-------+--------+-------------+</w:t>
+      </w:r>
+    </w:p>
+    <w:p>
+      <w:pPr>
+        <w:rPr>
+          <w:lang w:val="en-US"/>
+        </w:rPr>
+      </w:pPr>
+      <w:r>
+        <w:rPr>
+          <w:lang w:val="en-US"/>
+        </w:rPr>
+        <w:t xml:space="preserve">| </w:t>
+      </w:r>
+      <w:proofErr w:type="spellStart"/>
+      <w:r>
+        <w:rPr>
+          <w:lang w:val="en-US"/>
+        </w:rPr>
+        <w:t>eid</w:t>
+      </w:r>
+      <w:proofErr w:type="spellEnd"/>
+      <w:r>
+        <w:rPr>
+          <w:lang w:val="en-US"/>
+        </w:rPr>
+        <w:t xml:space="preserve"> | </w:t>
+      </w:r>
+      <w:proofErr w:type="spellStart"/>
+      <w:r>
+        <w:rPr>
+          <w:lang w:val="en-US"/>
+        </w:rPr>
+        <w:t>ename</w:t>
+      </w:r>
+      <w:proofErr w:type="spellEnd"/>
+      <w:r>
+        <w:rPr>
+          <w:lang w:val="en-US"/>
+        </w:rPr>
+        <w:t xml:space="preserve"> | salary | designation |</w:t>
+      </w:r>
+    </w:p>
+    <w:p>
+      <w:pPr>
+        <w:rPr>
+          <w:lang w:val="en-US"/>
+        </w:rPr>
+      </w:pPr>
+      <w:r>
+        <w:rPr>
+          <w:lang w:val="en-US"/>
+        </w:rPr>
+        <w:t>+-----+-------+--------+-------------+</w:t>
+      </w:r>
+    </w:p>
+    <w:p>
+      <w:pPr>
+        <w:rPr>
+          <w:lang w:val="en-US"/>
+        </w:rPr>
+      </w:pPr>
+      <w:r>
+        <w:rPr>
+          <w:lang w:val="en-US"/>
+        </w:rPr>
+        <w:t xml:space="preserve">| 100 | </w:t>
+      </w:r>
+      <w:proofErr w:type="gramStart"/>
+      <w:r>
+        <w:rPr>
+          <w:lang w:val="en-US"/>
+        </w:rPr>
+        <w:t>John  |</w:t>
+      </w:r>
+      <w:proofErr w:type="gramEnd"/>
+      <w:r>
+        <w:rPr>
+          <w:lang w:val="en-US"/>
+        </w:rPr>
+        <w:t xml:space="preserve">  35000 | HR          |</w:t>
+      </w:r>
+    </w:p>
+    <w:p>
+      <w:pPr>
+        <w:rPr>
+          <w:lang w:val="en-US"/>
+        </w:rPr>
+      </w:pPr>
+      <w:r>
+        <w:rPr>
+          <w:lang w:val="en-US"/>
+        </w:rPr>
+        <w:t xml:space="preserve">| 102 | Raj   </w:t>
+      </w:r>
+      <w:proofErr w:type="gramStart"/>
+      <w:r>
+        <w:rPr>
+          <w:lang w:val="en-US"/>
+        </w:rPr>
+        <w:t>|  25000</w:t>
+      </w:r>
+      <w:proofErr w:type="gramEnd"/>
+      <w:r>
+        <w:rPr>
+          <w:lang w:val="en-US"/>
+        </w:rPr>
+        <w:t xml:space="preserve"> | Tester      |</w:t>
+      </w:r>
+    </w:p>
+    <w:p>
+      <w:pPr>
+        <w:rPr>
+          <w:lang w:val="en-US"/>
+        </w:rPr>
+      </w:pPr>
+      <w:r>
+        <w:rPr>
+          <w:lang w:val="en-US"/>
+        </w:rPr>
+        <w:t>+-----+-------+--------+-------------+</w:t>
+      </w:r>
+    </w:p>
+    <w:p>
+      <w:pPr>
+        <w:rPr>
+          <w:lang w:val="en-US"/>
+        </w:rPr>
+      </w:pPr>
+      <w:r>
+        <w:rPr>
+          <w:lang w:val="en-US"/>
+        </w:rPr>
+        <w:t>2 rows in set (0.00 sec)</w:t>
+      </w:r>
+    </w:p>
+    <w:p>
+      <w:pPr>
+        <w:rPr>
+          <w:lang w:val="en-US"/>
+        </w:rPr>
+      </w:pPr>
+    </w:p>
+    <w:p>
+      <w:pPr>
+        <w:rPr>
+          <w:lang w:val="en-US"/>
+        </w:rPr>
+      </w:pPr>
+      <w:r>
+        <w:rPr>
+          <w:highlight w:val="yellow"/>
+          <w:lang w:val="en-US"/>
+        </w:rPr>
+        <w:t>rollback;</w:t>
+      </w:r>
+    </w:p>
+    <w:p>
+      <w:pPr>
+        <w:rPr>
+          <w:lang w:val="en-US"/>
+        </w:rPr>
+      </w:pPr>
+      <w:r>
+        <w:rPr>
+          <w:lang w:val="en-US"/>
+        </w:rPr>
+        <w:t>Query OK, 0 rows affected (0.00 sec)</w:t>
+      </w:r>
+    </w:p>
+    <w:p>
+      <w:pPr>
+        <w:rPr>
+          <w:lang w:val="en-US"/>
+        </w:rPr>
+      </w:pPr>
+    </w:p>
+    <w:p>
+      <w:pPr>
+        <w:rPr>
+          <w:lang w:val="en-US"/>
+        </w:rPr>
+      </w:pPr>
+      <w:proofErr w:type="spellStart"/>
+      <w:r>
+        <w:rPr>
+          <w:lang w:val="en-US"/>
+        </w:rPr>
+        <w:t>mysql</w:t>
+      </w:r>
+      <w:proofErr w:type="spellEnd"/>
+      <w:r>
+        <w:rPr>
+          <w:lang w:val="en-US"/>
+        </w:rPr>
+        <w:t>&gt; select * from emp;</w:t>
+      </w:r>
+    </w:p>
+    <w:p>
+      <w:pPr>
+        <w:rPr>
+          <w:lang w:val="en-US"/>
+        </w:rPr>
+      </w:pPr>
+      <w:r>
+        <w:rPr>
+          <w:lang w:val="en-US"/>
+        </w:rPr>
+        <w:t>+-----+--------+--------+-------------+</w:t>
+      </w:r>
+    </w:p>
+    <w:p>
+      <w:pPr>
+        <w:rPr>
+          <w:lang w:val="en-US"/>
+        </w:rPr>
+      </w:pPr>
+      <w:r>
+        <w:rPr>
+          <w:lang w:val="en-US"/>
+        </w:rPr>
+        <w:t xml:space="preserve">| </w:t>
+      </w:r>
+      <w:proofErr w:type="spellStart"/>
+      <w:r>
+        <w:rPr>
+          <w:lang w:val="en-US"/>
+        </w:rPr>
+        <w:t>eid</w:t>
+      </w:r>
+      <w:proofErr w:type="spellEnd"/>
+      <w:r>
+        <w:rPr>
+          <w:lang w:val="en-US"/>
+        </w:rPr>
+        <w:t xml:space="preserve"> | </w:t>
+      </w:r>
+      <w:proofErr w:type="spellStart"/>
+      <w:proofErr w:type="gramStart"/>
+      <w:r>
+        <w:rPr>
+          <w:lang w:val="en-US"/>
+        </w:rPr>
+        <w:t>ename</w:t>
+      </w:r>
+      <w:proofErr w:type="spellEnd"/>
+      <w:r>
+        <w:rPr>
+          <w:lang w:val="en-US"/>
+        </w:rPr>
+        <w:t xml:space="preserve">  |</w:t>
+      </w:r>
+      <w:proofErr w:type="gramEnd"/>
+      <w:r>
+        <w:rPr>
+          <w:lang w:val="en-US"/>
+        </w:rPr>
+        <w:t xml:space="preserve"> salary | designation |</w:t>
+      </w:r>
+    </w:p>
+    <w:p>
+      <w:pPr>
+        <w:rPr>
+          <w:lang w:val="en-US"/>
+        </w:rPr>
+      </w:pPr>
+      <w:r>
+        <w:rPr>
+          <w:lang w:val="en-US"/>
+        </w:rPr>
+        <w:t>+-----+--------+--------+-------------+</w:t>
+      </w:r>
+    </w:p>
+    <w:p>
+      <w:pPr>
+        <w:rPr>
+          <w:lang w:val="en-US"/>
+        </w:rPr>
+      </w:pPr>
+      <w:r>
+        <w:rPr>
+          <w:lang w:val="en-US"/>
+        </w:rPr>
+        <w:t xml:space="preserve">| 100 | John   </w:t>
+      </w:r>
+      <w:proofErr w:type="gramStart"/>
+      <w:r>
+        <w:rPr>
+          <w:lang w:val="en-US"/>
+        </w:rPr>
+        <w:t>|  26000</w:t>
+      </w:r>
+      <w:proofErr w:type="gramEnd"/>
+      <w:r>
+        <w:rPr>
+          <w:lang w:val="en-US"/>
+        </w:rPr>
+        <w:t xml:space="preserve"> | HR          |</w:t>
+      </w:r>
+    </w:p>
+    <w:p>
+      <w:pPr>
+        <w:rPr>
+          <w:lang w:val="en-US"/>
+        </w:rPr>
+      </w:pPr>
+      <w:r>
+        <w:rPr>
+          <w:lang w:val="en-US"/>
+        </w:rPr>
+        <w:t xml:space="preserve">| 101 | steven </w:t>
+      </w:r>
+      <w:proofErr w:type="gramStart"/>
+      <w:r>
+        <w:rPr>
+          <w:lang w:val="en-US"/>
+        </w:rPr>
+        <w:t>|  35000</w:t>
+      </w:r>
+      <w:proofErr w:type="gramEnd"/>
+      <w:r>
+        <w:rPr>
+          <w:lang w:val="en-US"/>
+        </w:rPr>
+        <w:t xml:space="preserve"> | Manager     |</w:t>
+      </w:r>
+    </w:p>
+    <w:p>
+      <w:pPr>
+        <w:rPr>
+          <w:lang w:val="en-US"/>
+        </w:rPr>
+      </w:pPr>
+      <w:r>
+        <w:rPr>
+          <w:lang w:val="en-US"/>
+        </w:rPr>
+        <w:t>+-----+--------+--------+-------------+</w:t>
+      </w:r>
+    </w:p>
+    <w:p>
+      <w:pPr>
+        <w:rPr>
+          <w:lang w:val="en-US"/>
+        </w:rPr>
+      </w:pPr>
+      <w:r>
+        <w:rPr>
+          <w:lang w:val="en-US"/>
+        </w:rPr>
+        <w:t>2 rows in set (0.00 sec)</w:t>
+      </w:r>
+    </w:p>
+    <w:p>
+      <w:pPr>
+        <w:rPr>
+          <w:lang w:val="en-US"/>
+        </w:rPr>
+      </w:pPr>
+    </w:p>
+    <w:p>
+      <w:pPr>
+        <w:rPr>
+          <w:lang w:val="en-US"/>
+        </w:rPr>
+      </w:pPr>
+      <w:proofErr w:type="gramStart"/>
+      <w:r>
+        <w:rPr>
+          <w:lang w:val="en-US"/>
+        </w:rPr>
+        <w:lastRenderedPageBreak/>
+        <w:t>Successfully</w:t>
+      </w:r>
+      <w:proofErr w:type="gramEnd"/>
+      <w:r>
+        <w:rPr>
+          <w:lang w:val="en-US"/>
+        </w:rPr>
+        <w:t xml:space="preserve"> transaction </w:t>
+      </w:r>
+    </w:p>
+    <w:p>
+      <w:pPr>
+        <w:rPr>
+          <w:lang w:val="en-US"/>
+        </w:rPr>
+      </w:pPr>
+    </w:p>
+    <w:p>
+      <w:pPr>
+        <w:rPr>
+          <w:lang w:val="en-US"/>
+        </w:rPr>
+      </w:pPr>
+    </w:p>
+    <w:p>
+      <w:pPr>
+        <w:rPr>
+          <w:lang w:val="en-US"/>
+        </w:rPr>
+      </w:pPr>
+      <w:proofErr w:type="spellStart"/>
+      <w:r>
+        <w:rPr>
+          <w:lang w:val="en-US"/>
+        </w:rPr>
+        <w:t>mysql</w:t>
+      </w:r>
+      <w:proofErr w:type="spellEnd"/>
+      <w:r>
+        <w:rPr>
+          <w:lang w:val="en-US"/>
+        </w:rPr>
+        <w:t>&gt; start transaction;</w:t>
+      </w:r>
+    </w:p>
+    <w:p>
+      <w:pPr>
+        <w:rPr>
+          <w:lang w:val="en-US"/>
+        </w:rPr>
+      </w:pPr>
+      <w:r>
+        <w:rPr>
+          <w:lang w:val="en-US"/>
+        </w:rPr>
+        <w:t>Query OK, 0 rows affected (0.00 sec)</w:t>
+      </w:r>
+    </w:p>
+    <w:p>
+      <w:pPr>
+        <w:rPr>
+          <w:lang w:val="en-US"/>
+        </w:rPr>
+      </w:pPr>
+    </w:p>
+    <w:p>
+      <w:pPr>
+        <w:rPr>
+          <w:lang w:val="en-US"/>
+        </w:rPr>
+      </w:pPr>
+      <w:proofErr w:type="spellStart"/>
+      <w:r>
+        <w:rPr>
+          <w:lang w:val="en-US"/>
+        </w:rPr>
+        <w:t>mysql</w:t>
+      </w:r>
+      <w:proofErr w:type="spellEnd"/>
+      <w:r>
+        <w:rPr>
+          <w:lang w:val="en-US"/>
+        </w:rPr>
+        <w:t xml:space="preserve">&gt; </w:t>
+      </w:r>
+      <w:proofErr w:type="gramStart"/>
+      <w:r>
+        <w:rPr>
+          <w:lang w:val="en-US"/>
+        </w:rPr>
+        <w:t>delete</w:t>
+      </w:r>
+      <w:proofErr w:type="gramEnd"/>
+      <w:r>
+        <w:rPr>
+          <w:lang w:val="en-US"/>
+        </w:rPr>
+        <w:t xml:space="preserve"> from emp where </w:t>
+      </w:r>
+      <w:proofErr w:type="spellStart"/>
+      <w:r>
+        <w:rPr>
+          <w:lang w:val="en-US"/>
+        </w:rPr>
+        <w:t>eid</w:t>
+      </w:r>
+      <w:proofErr w:type="spellEnd"/>
+      <w:r>
+        <w:rPr>
+          <w:lang w:val="en-US"/>
+        </w:rPr>
+        <w:t>=101;</w:t>
+      </w:r>
+    </w:p>
+    <w:p>
+      <w:pPr>
+        <w:rPr>
+          <w:lang w:val="en-US"/>
+        </w:rPr>
+      </w:pPr>
+      <w:r>
+        <w:rPr>
+          <w:lang w:val="en-US"/>
+        </w:rPr>
+        <w:t>Query OK, 1 row affected (0.00 sec)</w:t>
+      </w:r>
+    </w:p>
+    <w:p>
+      <w:pPr>
+        <w:rPr>
+          <w:lang w:val="en-US"/>
+        </w:rPr>
+      </w:pPr>
+    </w:p>
+    <w:p>
+      <w:pPr>
+        <w:rPr>
+          <w:lang w:val="en-US"/>
+        </w:rPr>
+      </w:pPr>
+      <w:proofErr w:type="spellStart"/>
+      <w:r>
+        <w:rPr>
+          <w:lang w:val="en-US"/>
+        </w:rPr>
+        <w:t>mysql</w:t>
+      </w:r>
+      <w:proofErr w:type="spellEnd"/>
+      <w:r>
+        <w:rPr>
+          <w:lang w:val="en-US"/>
+        </w:rPr>
+        <w:t xml:space="preserve">&gt; update emp set salary=35000 where </w:t>
+      </w:r>
+      <w:proofErr w:type="spellStart"/>
+      <w:r>
+        <w:rPr>
+          <w:lang w:val="en-US"/>
+        </w:rPr>
+        <w:t>eid</w:t>
+      </w:r>
+      <w:proofErr w:type="spellEnd"/>
+      <w:r>
+        <w:rPr>
+          <w:lang w:val="en-US"/>
+        </w:rPr>
+        <w:t>=100;</w:t>
+      </w:r>
+    </w:p>
+    <w:p>
+      <w:pPr>
+        <w:rPr>
+          <w:lang w:val="en-US"/>
+        </w:rPr>
+      </w:pPr>
+      <w:r>
+        <w:rPr>
+          <w:lang w:val="en-US"/>
+        </w:rPr>
+        <w:t>Query OK, 1 row affected (0.00 sec)</w:t>
+      </w:r>
+    </w:p>
+    <w:p>
+      <w:pPr>
+        <w:rPr>
+          <w:lang w:val="en-US"/>
+        </w:rPr>
+      </w:pPr>
+      <w:r>
+        <w:rPr>
+          <w:lang w:val="en-US"/>
+        </w:rPr>
+        <w:t xml:space="preserve">Rows matched: </w:t>
+      </w:r>
+      <w:proofErr w:type="gramStart"/>
+      <w:r>
+        <w:rPr>
+          <w:lang w:val="en-US"/>
+        </w:rPr>
+        <w:t>1  Changed</w:t>
+      </w:r>
+      <w:proofErr w:type="gramEnd"/>
+      <w:r>
+        <w:rPr>
+          <w:lang w:val="en-US"/>
+        </w:rPr>
+        <w:t xml:space="preserve">: </w:t>
+      </w:r>
+      <w:proofErr w:type="gramStart"/>
+      <w:r>
+        <w:rPr>
+          <w:lang w:val="en-US"/>
+        </w:rPr>
+        <w:t>1  Warnings</w:t>
+      </w:r>
+      <w:proofErr w:type="gramEnd"/>
+      <w:r>
+        <w:rPr>
+          <w:lang w:val="en-US"/>
+        </w:rPr>
+        <w:t>: 0</w:t>
+      </w:r>
+    </w:p>
+    <w:p>
+      <w:pPr>
+        <w:rPr>
+          <w:lang w:val="en-US"/>
+        </w:rPr>
+      </w:pPr>
+    </w:p>
+    <w:p>
+      <w:pPr>
+        <w:rPr>
+          <w:lang w:val="en-US"/>
+        </w:rPr>
+      </w:pPr>
+      <w:proofErr w:type="spellStart"/>
+      <w:r>
+        <w:rPr>
+          <w:lang w:val="en-US"/>
+        </w:rPr>
+        <w:t>mysql</w:t>
+      </w:r>
+      <w:proofErr w:type="spellEnd"/>
+      <w:r>
+        <w:rPr>
+          <w:lang w:val="en-US"/>
+        </w:rPr>
+        <w:t>&gt; insert into emp values(102,'Raj',25000,'Tester');</w:t>
+      </w:r>
+    </w:p>
+    <w:p>
+      <w:pPr>
+        <w:rPr>
+          <w:lang w:val="en-US"/>
+        </w:rPr>
+      </w:pPr>
+      <w:r>
+        <w:rPr>
+          <w:lang w:val="en-US"/>
+        </w:rPr>
+        <w:t>Query OK, 1 row affected (0.00 sec)</w:t>
+      </w:r>
+    </w:p>
+    <w:p>
+      <w:pPr>
+        <w:rPr>
+          <w:lang w:val="en-US"/>
+        </w:rPr>
+      </w:pPr>
+    </w:p>
+    <w:p>
+      <w:pPr>
+        <w:rPr>
+          <w:lang w:val="en-US"/>
+        </w:rPr>
+      </w:pPr>
+      <w:proofErr w:type="spellStart"/>
+      <w:r>
+        <w:rPr>
+          <w:highlight w:val="yellow"/>
+          <w:lang w:val="en-US"/>
+        </w:rPr>
+        <w:t>mysql</w:t>
+      </w:r>
+      <w:proofErr w:type="spellEnd"/>
+      <w:r>
+        <w:rPr>
+          <w:highlight w:val="yellow"/>
+          <w:lang w:val="en-US"/>
+        </w:rPr>
+        <w:t>&gt; commit;</w:t>
+      </w:r>
+    </w:p>
+    <w:p>
+      <w:pPr>
+        <w:rPr>
+          <w:lang w:val="en-US"/>
+        </w:rPr>
+      </w:pPr>
+      <w:r>
+        <w:rPr>
+          <w:lang w:val="en-US"/>
+        </w:rPr>
+        <w:t>Query OK, 0 rows affected (0.00 sec)</w:t>
+      </w:r>
+    </w:p>
+    <w:p>
+      <w:pPr>
+        <w:rPr>
+          <w:lang w:val="en-US"/>
+        </w:rPr>
+      </w:pPr>
+    </w:p>
+    <w:p>
+      <w:pPr>
+        <w:rPr>
+          <w:lang w:val="en-US"/>
+        </w:rPr>
+      </w:pPr>
+      <w:proofErr w:type="spellStart"/>
+      <w:r>
+        <w:rPr>
+          <w:lang w:val="en-US"/>
+        </w:rPr>
+        <w:t>mysql</w:t>
+      </w:r>
+      <w:proofErr w:type="spellEnd"/>
+      <w:r>
+        <w:rPr>
+          <w:lang w:val="en-US"/>
+        </w:rPr>
+        <w:t>&gt; select * from emp;</w:t>
+      </w:r>
+    </w:p>
+    <w:p>
+      <w:pPr>
+        <w:rPr>
+          <w:lang w:val="en-US"/>
+        </w:rPr>
+      </w:pPr>
+      <w:r>
+        <w:rPr>
+          <w:lang w:val="en-US"/>
+        </w:rPr>
+        <w:t>+-----+-------+--------+-------------+</w:t>
+      </w:r>
+    </w:p>
+    <w:p>
+      <w:pPr>
+        <w:rPr>
+          <w:lang w:val="en-US"/>
+        </w:rPr>
+      </w:pPr>
+      <w:r>
+        <w:rPr>
+          <w:lang w:val="en-US"/>
+        </w:rPr>
+        <w:t xml:space="preserve">| </w:t>
+      </w:r>
+      <w:proofErr w:type="spellStart"/>
+      <w:r>
+        <w:rPr>
+          <w:lang w:val="en-US"/>
+        </w:rPr>
+        <w:t>eid</w:t>
+      </w:r>
+      <w:proofErr w:type="spellEnd"/>
+      <w:r>
+        <w:rPr>
+          <w:lang w:val="en-US"/>
+        </w:rPr>
+        <w:t xml:space="preserve"> | </w:t>
+      </w:r>
+      <w:proofErr w:type="spellStart"/>
+      <w:r>
+        <w:rPr>
+          <w:lang w:val="en-US"/>
+        </w:rPr>
+        <w:t>ename</w:t>
+      </w:r>
+      <w:proofErr w:type="spellEnd"/>
+      <w:r>
+        <w:rPr>
+          <w:lang w:val="en-US"/>
+        </w:rPr>
+        <w:t xml:space="preserve"> | salary | designation |</w:t>
+      </w:r>
+    </w:p>
+    <w:p>
+      <w:pPr>
+        <w:rPr>
+          <w:lang w:val="en-US"/>
+        </w:rPr>
+      </w:pPr>
+      <w:r>
+        <w:rPr>
+          <w:lang w:val="en-US"/>
+        </w:rPr>
+        <w:t>+-----+-------+--------+-------------+</w:t>
+      </w:r>
+    </w:p>
+    <w:p>
+      <w:pPr>
+        <w:rPr>
+          <w:lang w:val="en-US"/>
+        </w:rPr>
+      </w:pPr>
+      <w:r>
+        <w:rPr>
+          <w:lang w:val="en-US"/>
+        </w:rPr>
+        <w:t xml:space="preserve">| 100 | </w:t>
+      </w:r>
+      <w:proofErr w:type="gramStart"/>
+      <w:r>
+        <w:rPr>
+          <w:lang w:val="en-US"/>
+        </w:rPr>
+        <w:t>John  |</w:t>
+      </w:r>
+      <w:proofErr w:type="gramEnd"/>
+      <w:r>
+        <w:rPr>
+          <w:lang w:val="en-US"/>
+        </w:rPr>
+        <w:t xml:space="preserve">  35000 | HR          |</w:t>
+      </w:r>
+    </w:p>
+    <w:p>
+      <w:pPr>
+        <w:rPr>
+          <w:lang w:val="en-US"/>
+        </w:rPr>
+      </w:pPr>
+      <w:r>
+        <w:rPr>
+          <w:lang w:val="en-US"/>
+        </w:rPr>
+        <w:t xml:space="preserve">| 102 | Raj   </w:t>
+      </w:r>
+      <w:proofErr w:type="gramStart"/>
+      <w:r>
+        <w:rPr>
+          <w:lang w:val="en-US"/>
+        </w:rPr>
+        <w:t>|  25000</w:t>
+      </w:r>
+      <w:proofErr w:type="gramEnd"/>
+      <w:r>
+        <w:rPr>
+          <w:lang w:val="en-US"/>
+        </w:rPr>
+        <w:t xml:space="preserve"> | Tester      |</w:t>
+      </w:r>
+    </w:p>
+    <w:p>
+      <w:pPr>
+        <w:rPr>
+          <w:lang w:val="en-US"/>
+        </w:rPr>
+      </w:pPr>
+      <w:r>
+        <w:rPr>
+          <w:lang w:val="en-US"/>
+        </w:rPr>
+        <w:t>+-----+-------+--------+-------------+</w:t>
+      </w:r>
+    </w:p>
+    <w:p>
+      <w:pPr>
+        <w:rPr>
+          <w:lang w:val="en-US"/>
+        </w:rPr>
+      </w:pPr>
+      <w:r>
+        <w:rPr>
+          <w:lang w:val="en-US"/>
+        </w:rPr>
+        <w:t>2 rows in set (0.00 sec)</w:t>
+      </w:r>
+    </w:p>
+    <w:p>
+      <w:pPr>
+        <w:rPr>
+          <w:lang w:val="en-US"/>
+        </w:rPr>
+      </w:pPr>
+    </w:p>
+    <w:p>
+      <w:pPr>
+        <w:rPr>
+          <w:lang w:val="en-US"/>
+        </w:rPr>
+      </w:pPr>
+      <w:proofErr w:type="spellStart"/>
+      <w:r>
+        <w:rPr>
+          <w:lang w:val="en-US"/>
+        </w:rPr>
+        <w:lastRenderedPageBreak/>
+        <w:t>mysql</w:t>
+      </w:r>
+      <w:proofErr w:type="spellEnd"/>
+      <w:r>
+        <w:rPr>
+          <w:lang w:val="en-US"/>
+        </w:rPr>
+        <w:t>&gt;</w:t>
+      </w:r>
+    </w:p>
+    <w:p>
+      <w:pPr>
+        <w:rPr>
+          <w:lang w:val="en-US"/>
+        </w:rPr>
+      </w:pPr>
     </w:p>
     <w:p>
       <w:pPr>

--- a/FSD MERN - Designing and Managing Databases with MongoDB/FSD - Designing and Managing Databases with MongoDB - Day 5 - 24-04-206.docx
+++ b/FSD MERN - Designing and Managing Databases with MongoDB/FSD - Designing and Managing Databases with MongoDB - Day 5 - 24-04-206.docx
@@ -2670,6 +2670,2287 @@
         </w:rPr>
         <w:t>&gt;</w:t>
       </w:r>
+    </w:p>
+    <w:p>
+      <w:pPr>
+        <w:rPr>
+          <w:lang w:val="en-US"/>
+        </w:rPr>
+      </w:pPr>
+    </w:p>
+    <w:p>
+      <w:pPr>
+        <w:rPr>
+          <w:lang w:val="en-US"/>
+        </w:rPr>
+      </w:pPr>
+    </w:p>
+    <w:p>
+      <w:pPr>
+        <w:rPr>
+          <w:b/>
+          <w:bCs/>
+          <w:lang w:val="en-US"/>
+        </w:rPr>
+      </w:pPr>
+      <w:r>
+        <w:rPr>
+          <w:b/>
+          <w:bCs/>
+          <w:lang w:val="en-US"/>
+        </w:rPr>
+        <w:t xml:space="preserve">No SQL Not only SQL </w:t>
+      </w:r>
+    </w:p>
+    <w:p>
+      <w:pPr>
+        <w:rPr>
+          <w:lang w:val="en-US"/>
+        </w:rPr>
+      </w:pPr>
+      <w:r>
+        <w:rPr>
+          <w:lang w:val="en-US"/>
+        </w:rPr>
+        <w:t xml:space="preserve">In RDBMS or SQL Database we need structure data. ALL SQL Database are schema base database. </w:t>
+      </w:r>
+    </w:p>
+    <w:p>
+      <w:pPr>
+        <w:rPr>
+          <w:lang w:val="en-US"/>
+        </w:rPr>
+      </w:pPr>
+      <w:r>
+        <w:rPr>
+          <w:lang w:val="en-US"/>
+        </w:rPr>
+        <w:t xml:space="preserve">SQL </w:t>
+      </w:r>
+      <w:proofErr w:type="gramStart"/>
+      <w:r>
+        <w:rPr>
+          <w:lang w:val="en-US"/>
+        </w:rPr>
+        <w:t>database</w:t>
+      </w:r>
+      <w:proofErr w:type="gramEnd"/>
+      <w:r>
+        <w:rPr>
+          <w:lang w:val="en-US"/>
+        </w:rPr>
+        <w:t xml:space="preserve"> </w:t>
+      </w:r>
+      <w:proofErr w:type="gramStart"/>
+      <w:r>
+        <w:rPr>
+          <w:lang w:val="en-US"/>
+        </w:rPr>
+        <w:t>help</w:t>
+      </w:r>
+      <w:proofErr w:type="gramEnd"/>
+      <w:r>
+        <w:rPr>
+          <w:lang w:val="en-US"/>
+        </w:rPr>
+        <w:t xml:space="preserve"> us to store only table format. </w:t>
+      </w:r>
+    </w:p>
+    <w:p>
+      <w:pPr>
+        <w:rPr>
+          <w:lang w:val="en-US"/>
+        </w:rPr>
+      </w:pPr>
+      <w:proofErr w:type="gramStart"/>
+      <w:r>
+        <w:rPr>
+          <w:lang w:val="en-US"/>
+        </w:rPr>
+        <w:t>No</w:t>
+      </w:r>
+      <w:proofErr w:type="gramEnd"/>
+      <w:r>
+        <w:rPr>
+          <w:lang w:val="en-US"/>
+        </w:rPr>
+        <w:t xml:space="preserve"> SQL database we can store the data in any format like </w:t>
+      </w:r>
+      <w:proofErr w:type="spellStart"/>
+      <w:r>
+        <w:rPr>
+          <w:lang w:val="en-US"/>
+        </w:rPr>
+        <w:t>json</w:t>
+      </w:r>
+      <w:proofErr w:type="spellEnd"/>
+      <w:r>
+        <w:rPr>
+          <w:lang w:val="en-US"/>
+        </w:rPr>
+        <w:t xml:space="preserve">, xml, graph, key-value pairs. </w:t>
+      </w:r>
+    </w:p>
+    <w:p>
+      <w:pPr>
+        <w:rPr>
+          <w:lang w:val="en-US"/>
+        </w:rPr>
+      </w:pPr>
+    </w:p>
+    <w:p>
+      <w:pPr>
+        <w:rPr>
+          <w:lang w:val="en-US"/>
+        </w:rPr>
+      </w:pPr>
+      <w:r>
+        <w:rPr>
+          <w:b/>
+          <w:bCs/>
+          <w:lang w:val="en-US"/>
+        </w:rPr>
+        <w:t xml:space="preserve">Mongo </w:t>
+      </w:r>
+      <w:proofErr w:type="gramStart"/>
+      <w:r>
+        <w:rPr>
+          <w:b/>
+          <w:bCs/>
+          <w:lang w:val="en-US"/>
+        </w:rPr>
+        <w:t>DB :</w:t>
+      </w:r>
+      <w:proofErr w:type="gramEnd"/>
+      <w:r>
+        <w:rPr>
+          <w:b/>
+          <w:bCs/>
+          <w:lang w:val="en-US"/>
+        </w:rPr>
+        <w:t xml:space="preserve"> </w:t>
+      </w:r>
+      <w:r>
+        <w:rPr>
+          <w:lang w:val="en-US"/>
+        </w:rPr>
+        <w:t xml:space="preserve"> Mongo DB is a type of no SQL </w:t>
+      </w:r>
+      <w:proofErr w:type="gramStart"/>
+      <w:r>
+        <w:rPr>
+          <w:lang w:val="en-US"/>
+        </w:rPr>
+        <w:t>Open source</w:t>
+      </w:r>
+      <w:proofErr w:type="gramEnd"/>
+      <w:r>
+        <w:rPr>
+          <w:lang w:val="en-US"/>
+        </w:rPr>
+        <w:t xml:space="preserve"> database. In Mongo DB we store data as </w:t>
+      </w:r>
+      <w:r>
+        <w:rPr>
+          <w:b/>
+          <w:bCs/>
+          <w:lang w:val="en-US"/>
+        </w:rPr>
+        <w:t>documents</w:t>
+      </w:r>
+      <w:r>
+        <w:rPr>
+          <w:lang w:val="en-US"/>
+        </w:rPr>
+        <w:t xml:space="preserve"> in the form of key-value pairs. Mongo DB </w:t>
+      </w:r>
+      <w:proofErr w:type="gramStart"/>
+      <w:r>
+        <w:rPr>
+          <w:lang w:val="en-US"/>
+        </w:rPr>
+        <w:t>use</w:t>
+      </w:r>
+      <w:proofErr w:type="gramEnd"/>
+      <w:r>
+        <w:rPr>
+          <w:lang w:val="en-US"/>
+        </w:rPr>
+        <w:t xml:space="preserve"> index concept to improve </w:t>
+      </w:r>
+      <w:proofErr w:type="gramStart"/>
+      <w:r>
+        <w:rPr>
+          <w:lang w:val="en-US"/>
+        </w:rPr>
+        <w:t>the performance</w:t>
+      </w:r>
+      <w:proofErr w:type="gramEnd"/>
+      <w:r>
+        <w:rPr>
+          <w:lang w:val="en-US"/>
+        </w:rPr>
+        <w:t xml:space="preserve">. </w:t>
+      </w:r>
+    </w:p>
+    <w:p>
+      <w:pPr>
+        <w:rPr>
+          <w:lang w:val="en-US"/>
+        </w:rPr>
+      </w:pPr>
+    </w:p>
+    <w:p>
+      <w:pPr>
+        <w:rPr>
+          <w:b/>
+          <w:bCs/>
+          <w:lang w:val="en-US"/>
+        </w:rPr>
+      </w:pPr>
+      <w:r>
+        <w:rPr>
+          <w:b/>
+          <w:bCs/>
+          <w:lang w:val="en-US"/>
+        </w:rPr>
+        <w:t xml:space="preserve">MySQL </w:t>
+      </w:r>
+      <w:r>
+        <w:rPr>
+          <w:b/>
+          <w:bCs/>
+          <w:lang w:val="en-US"/>
+        </w:rPr>
+        <w:tab/>
+      </w:r>
+      <w:r>
+        <w:rPr>
+          <w:b/>
+          <w:bCs/>
+          <w:lang w:val="en-US"/>
+        </w:rPr>
+        <w:tab/>
+      </w:r>
+      <w:r>
+        <w:rPr>
+          <w:b/>
+          <w:bCs/>
+          <w:lang w:val="en-US"/>
+        </w:rPr>
+        <w:tab/>
+      </w:r>
+      <w:r>
+        <w:rPr>
+          <w:b/>
+          <w:bCs/>
+          <w:lang w:val="en-US"/>
+        </w:rPr>
+        <w:tab/>
+      </w:r>
+      <w:r>
+        <w:rPr>
+          <w:b/>
+          <w:bCs/>
+          <w:lang w:val="en-US"/>
+        </w:rPr>
+        <w:tab/>
+      </w:r>
+      <w:r>
+        <w:rPr>
+          <w:b/>
+          <w:bCs/>
+          <w:lang w:val="en-US"/>
+        </w:rPr>
+        <w:tab/>
+      </w:r>
+      <w:r>
+        <w:rPr>
+          <w:b/>
+          <w:bCs/>
+          <w:lang w:val="en-US"/>
+        </w:rPr>
+        <w:tab/>
+      </w:r>
+      <w:r>
+        <w:rPr>
+          <w:b/>
+          <w:bCs/>
+          <w:lang w:val="en-US"/>
+        </w:rPr>
+        <w:tab/>
+        <w:t>Mongo DB</w:t>
+      </w:r>
+    </w:p>
+    <w:p>
+      <w:pPr>
+        <w:rPr>
+          <w:lang w:val="en-US"/>
+        </w:rPr>
+      </w:pPr>
+      <w:r>
+        <w:rPr>
+          <w:lang w:val="en-US"/>
+        </w:rPr>
+        <w:t xml:space="preserve">Table format </w:t>
+      </w:r>
+      <w:r>
+        <w:rPr>
+          <w:lang w:val="en-US"/>
+        </w:rPr>
+        <w:tab/>
+      </w:r>
+      <w:r>
+        <w:rPr>
+          <w:lang w:val="en-US"/>
+        </w:rPr>
+        <w:tab/>
+      </w:r>
+      <w:r>
+        <w:rPr>
+          <w:lang w:val="en-US"/>
+        </w:rPr>
+        <w:tab/>
+      </w:r>
+      <w:r>
+        <w:rPr>
+          <w:lang w:val="en-US"/>
+        </w:rPr>
+        <w:tab/>
+      </w:r>
+      <w:r>
+        <w:rPr>
+          <w:lang w:val="en-US"/>
+        </w:rPr>
+        <w:tab/>
+      </w:r>
+      <w:r>
+        <w:rPr>
+          <w:lang w:val="en-US"/>
+        </w:rPr>
+        <w:tab/>
+      </w:r>
+      <w:r>
+        <w:rPr>
+          <w:lang w:val="en-US"/>
+        </w:rPr>
+        <w:tab/>
+      </w:r>
+      <w:r>
+        <w:rPr>
+          <w:lang w:val="en-US"/>
+        </w:rPr>
+        <w:tab/>
+      </w:r>
+      <w:proofErr w:type="spellStart"/>
+      <w:r>
+        <w:rPr>
+          <w:lang w:val="en-US"/>
+        </w:rPr>
+        <w:t>json</w:t>
+      </w:r>
+      <w:proofErr w:type="spellEnd"/>
+      <w:r>
+        <w:rPr>
+          <w:lang w:val="en-US"/>
+        </w:rPr>
+        <w:t xml:space="preserve"> format </w:t>
+      </w:r>
+    </w:p>
+    <w:p>
+      <w:pPr>
+        <w:rPr>
+          <w:lang w:val="en-US"/>
+        </w:rPr>
+      </w:pPr>
+      <w:r>
+        <w:rPr>
+          <w:lang w:val="en-US"/>
+        </w:rPr>
+        <w:t>show databases;</w:t>
+      </w:r>
+      <w:r>
+        <w:rPr>
+          <w:lang w:val="en-US"/>
+        </w:rPr>
+        <w:tab/>
+      </w:r>
+      <w:r>
+        <w:rPr>
+          <w:lang w:val="en-US"/>
+        </w:rPr>
+        <w:tab/>
+      </w:r>
+      <w:r>
+        <w:rPr>
+          <w:lang w:val="en-US"/>
+        </w:rPr>
+        <w:tab/>
+      </w:r>
+      <w:r>
+        <w:rPr>
+          <w:lang w:val="en-US"/>
+        </w:rPr>
+        <w:tab/>
+      </w:r>
+      <w:r>
+        <w:rPr>
+          <w:lang w:val="en-US"/>
+        </w:rPr>
+        <w:tab/>
+      </w:r>
+      <w:r>
+        <w:rPr>
+          <w:lang w:val="en-US"/>
+        </w:rPr>
+        <w:tab/>
+      </w:r>
+      <w:r>
+        <w:rPr>
+          <w:lang w:val="en-US"/>
+        </w:rPr>
+        <w:tab/>
+        <w:t>show databases;</w:t>
+      </w:r>
+    </w:p>
+    <w:p>
+      <w:pPr>
+        <w:rPr>
+          <w:lang w:val="en-US"/>
+        </w:rPr>
+      </w:pPr>
+      <w:r>
+        <w:rPr>
+          <w:lang w:val="en-US"/>
+        </w:rPr>
+        <w:tab/>
+      </w:r>
+      <w:r>
+        <w:rPr>
+          <w:lang w:val="en-US"/>
+        </w:rPr>
+        <w:tab/>
+      </w:r>
+      <w:r>
+        <w:rPr>
+          <w:lang w:val="en-US"/>
+        </w:rPr>
+        <w:tab/>
+      </w:r>
+      <w:r>
+        <w:rPr>
+          <w:lang w:val="en-US"/>
+        </w:rPr>
+        <w:tab/>
+      </w:r>
+      <w:r>
+        <w:rPr>
+          <w:lang w:val="en-US"/>
+        </w:rPr>
+        <w:tab/>
+      </w:r>
+      <w:r>
+        <w:rPr>
+          <w:lang w:val="en-US"/>
+        </w:rPr>
+        <w:tab/>
+      </w:r>
+      <w:r>
+        <w:rPr>
+          <w:lang w:val="en-US"/>
+        </w:rPr>
+        <w:tab/>
+      </w:r>
+      <w:r>
+        <w:rPr>
+          <w:lang w:val="en-US"/>
+        </w:rPr>
+        <w:tab/>
+      </w:r>
+      <w:r>
+        <w:rPr>
+          <w:lang w:val="en-US"/>
+        </w:rPr>
+        <w:tab/>
+        <w:t xml:space="preserve">show </w:t>
+      </w:r>
+      <w:proofErr w:type="spellStart"/>
+      <w:r>
+        <w:rPr>
+          <w:lang w:val="en-US"/>
+        </w:rPr>
+        <w:t>dbs</w:t>
+      </w:r>
+      <w:proofErr w:type="spellEnd"/>
+      <w:r>
+        <w:rPr>
+          <w:lang w:val="en-US"/>
+        </w:rPr>
+        <w:t>;</w:t>
+      </w:r>
+    </w:p>
+    <w:p>
+      <w:pPr>
+        <w:rPr>
+          <w:lang w:val="en-US"/>
+        </w:rPr>
+      </w:pPr>
+      <w:r>
+        <w:rPr>
+          <w:lang w:val="en-US"/>
+        </w:rPr>
+        <w:t xml:space="preserve">create database </w:t>
+      </w:r>
+      <w:proofErr w:type="spellStart"/>
+      <w:r>
+        <w:rPr>
+          <w:lang w:val="en-US"/>
+        </w:rPr>
+        <w:t>databaseName</w:t>
+      </w:r>
+      <w:proofErr w:type="spellEnd"/>
+      <w:r>
+        <w:rPr>
+          <w:lang w:val="en-US"/>
+        </w:rPr>
+        <w:t>;</w:t>
+      </w:r>
+      <w:r>
+        <w:rPr>
+          <w:lang w:val="en-US"/>
+        </w:rPr>
+        <w:tab/>
+      </w:r>
+      <w:r>
+        <w:rPr>
+          <w:lang w:val="en-US"/>
+        </w:rPr>
+        <w:tab/>
+      </w:r>
+      <w:r>
+        <w:rPr>
+          <w:lang w:val="en-US"/>
+        </w:rPr>
+        <w:tab/>
+      </w:r>
+      <w:r>
+        <w:rPr>
+          <w:lang w:val="en-US"/>
+        </w:rPr>
+        <w:tab/>
+      </w:r>
+      <w:r>
+        <w:rPr>
+          <w:lang w:val="en-US"/>
+        </w:rPr>
+        <w:tab/>
+        <w:t xml:space="preserve">use </w:t>
+      </w:r>
+      <w:proofErr w:type="spellStart"/>
+      <w:r>
+        <w:rPr>
+          <w:lang w:val="en-US"/>
+        </w:rPr>
+        <w:t>databaseName</w:t>
+      </w:r>
+      <w:proofErr w:type="spellEnd"/>
+      <w:r>
+        <w:rPr>
+          <w:lang w:val="en-US"/>
+        </w:rPr>
+        <w:t>;</w:t>
+      </w:r>
+    </w:p>
+    <w:p>
+      <w:pPr>
+        <w:ind w:left="3600" w:hanging="3600"/>
+        <w:rPr>
+          <w:lang w:val="en-US"/>
+        </w:rPr>
+      </w:pPr>
+      <w:r>
+        <w:rPr>
+          <w:lang w:val="en-US"/>
+        </w:rPr>
+        <w:t xml:space="preserve">use </w:t>
+      </w:r>
+      <w:proofErr w:type="spellStart"/>
+      <w:r>
+        <w:rPr>
+          <w:lang w:val="en-US"/>
+        </w:rPr>
+        <w:t>databaseName</w:t>
+      </w:r>
+      <w:proofErr w:type="spellEnd"/>
+      <w:proofErr w:type="gramStart"/>
+      <w:r>
+        <w:rPr>
+          <w:lang w:val="en-US"/>
+        </w:rPr>
+        <w:t>;</w:t>
+      </w:r>
+      <w:r>
+        <w:rPr>
+          <w:lang w:val="en-US"/>
+        </w:rPr>
+        <w:tab/>
+      </w:r>
+      <w:r>
+        <w:rPr>
+          <w:lang w:val="en-US"/>
+        </w:rPr>
+        <w:tab/>
+        <w:t>if</w:t>
+      </w:r>
+      <w:proofErr w:type="gramEnd"/>
+      <w:r>
+        <w:rPr>
+          <w:lang w:val="en-US"/>
+        </w:rPr>
+        <w:t xml:space="preserve"> database present it move inside that database else it create and move inside that database. </w:t>
+      </w:r>
+    </w:p>
+    <w:p>
+      <w:pPr>
+        <w:ind w:left="3600" w:hanging="3600"/>
+        <w:rPr>
+          <w:lang w:val="en-US"/>
+        </w:rPr>
+      </w:pPr>
+      <w:r>
+        <w:rPr>
+          <w:lang w:val="en-US"/>
+        </w:rPr>
+        <w:t>Show tables;</w:t>
+      </w:r>
+      <w:r>
+        <w:rPr>
+          <w:lang w:val="en-US"/>
+        </w:rPr>
+        <w:tab/>
+      </w:r>
+      <w:r>
+        <w:rPr>
+          <w:lang w:val="en-US"/>
+        </w:rPr>
+        <w:tab/>
+      </w:r>
+      <w:r>
+        <w:rPr>
+          <w:lang w:val="en-US"/>
+        </w:rPr>
+        <w:tab/>
+      </w:r>
+      <w:r>
+        <w:rPr>
+          <w:lang w:val="en-US"/>
+        </w:rPr>
+        <w:tab/>
+      </w:r>
+      <w:r>
+        <w:rPr>
+          <w:lang w:val="en-US"/>
+        </w:rPr>
+        <w:tab/>
+        <w:t>show tables;</w:t>
+      </w:r>
+    </w:p>
+    <w:p>
+      <w:pPr>
+        <w:ind w:left="3600" w:hanging="3600"/>
+        <w:rPr>
+          <w:lang w:val="en-US"/>
+        </w:rPr>
+      </w:pPr>
+      <w:r>
+        <w:rPr>
+          <w:lang w:val="en-US"/>
+        </w:rPr>
+        <w:tab/>
+      </w:r>
+      <w:r>
+        <w:rPr>
+          <w:lang w:val="en-US"/>
+        </w:rPr>
+        <w:tab/>
+      </w:r>
+      <w:r>
+        <w:rPr>
+          <w:lang w:val="en-US"/>
+        </w:rPr>
+        <w:tab/>
+      </w:r>
+      <w:r>
+        <w:rPr>
+          <w:lang w:val="en-US"/>
+        </w:rPr>
+        <w:tab/>
+      </w:r>
+      <w:r>
+        <w:rPr>
+          <w:lang w:val="en-US"/>
+        </w:rPr>
+        <w:tab/>
+        <w:t>Show collections;</w:t>
+      </w:r>
+    </w:p>
+    <w:p>
+      <w:pPr>
+        <w:ind w:left="3600" w:hanging="3600"/>
+        <w:rPr>
+          <w:lang w:val="en-US"/>
+        </w:rPr>
+      </w:pPr>
+      <w:r>
+        <w:rPr>
+          <w:lang w:val="en-US"/>
+        </w:rPr>
+        <w:t xml:space="preserve">Table </w:t>
+      </w:r>
+      <w:r>
+        <w:rPr>
+          <w:lang w:val="en-US"/>
+        </w:rPr>
+        <w:tab/>
+      </w:r>
+      <w:r>
+        <w:rPr>
+          <w:lang w:val="en-US"/>
+        </w:rPr>
+        <w:tab/>
+      </w:r>
+      <w:r>
+        <w:rPr>
+          <w:lang w:val="en-US"/>
+        </w:rPr>
+        <w:tab/>
+      </w:r>
+      <w:r>
+        <w:rPr>
+          <w:lang w:val="en-US"/>
+        </w:rPr>
+        <w:tab/>
+      </w:r>
+      <w:r>
+        <w:rPr>
+          <w:lang w:val="en-US"/>
+        </w:rPr>
+        <w:tab/>
+        <w:t xml:space="preserve">collections </w:t>
+      </w:r>
+    </w:p>
+    <w:p>
+      <w:pPr>
+        <w:ind w:left="3600" w:hanging="3600"/>
+        <w:rPr>
+          <w:lang w:val="en-US"/>
+        </w:rPr>
+      </w:pPr>
+      <w:r>
+        <w:rPr>
+          <w:lang w:val="en-US"/>
+        </w:rPr>
+        <w:t xml:space="preserve">Records </w:t>
+      </w:r>
+      <w:r>
+        <w:rPr>
+          <w:lang w:val="en-US"/>
+        </w:rPr>
+        <w:tab/>
+      </w:r>
+      <w:r>
+        <w:rPr>
+          <w:lang w:val="en-US"/>
+        </w:rPr>
+        <w:tab/>
+      </w:r>
+      <w:r>
+        <w:rPr>
+          <w:lang w:val="en-US"/>
+        </w:rPr>
+        <w:tab/>
+      </w:r>
+      <w:r>
+        <w:rPr>
+          <w:lang w:val="en-US"/>
+        </w:rPr>
+        <w:tab/>
+      </w:r>
+      <w:r>
+        <w:rPr>
+          <w:lang w:val="en-US"/>
+        </w:rPr>
+        <w:tab/>
+        <w:t xml:space="preserve">document </w:t>
+      </w:r>
+    </w:p>
+    <w:p>
+      <w:pPr>
+        <w:ind w:left="3600" w:hanging="3600"/>
+        <w:rPr>
+          <w:lang w:val="en-US"/>
+        </w:rPr>
+      </w:pPr>
+      <w:r>
+        <w:rPr>
+          <w:lang w:val="en-US"/>
+        </w:rPr>
+        <w:t xml:space="preserve">Are homogeneous type </w:t>
+      </w:r>
+      <w:r>
+        <w:rPr>
+          <w:lang w:val="en-US"/>
+        </w:rPr>
+        <w:tab/>
+      </w:r>
+      <w:r>
+        <w:rPr>
+          <w:lang w:val="en-US"/>
+        </w:rPr>
+        <w:tab/>
+      </w:r>
+      <w:r>
+        <w:rPr>
+          <w:lang w:val="en-US"/>
+        </w:rPr>
+        <w:tab/>
+      </w:r>
+      <w:r>
+        <w:rPr>
+          <w:lang w:val="en-US"/>
+        </w:rPr>
+        <w:tab/>
+      </w:r>
+      <w:r>
+        <w:rPr>
+          <w:lang w:val="en-US"/>
+        </w:rPr>
+        <w:tab/>
+        <w:t>can be heterogeneous</w:t>
+      </w:r>
+    </w:p>
+    <w:p>
+      <w:pPr>
+        <w:ind w:left="3600" w:hanging="3600"/>
+        <w:rPr>
+          <w:lang w:val="en-US"/>
+        </w:rPr>
+      </w:pPr>
+      <w:r>
+        <w:rPr>
+          <w:lang w:val="en-US"/>
+        </w:rPr>
+        <w:t xml:space="preserve">Column </w:t>
+      </w:r>
+      <w:r>
+        <w:rPr>
+          <w:lang w:val="en-US"/>
+        </w:rPr>
+        <w:tab/>
+      </w:r>
+      <w:r>
+        <w:rPr>
+          <w:lang w:val="en-US"/>
+        </w:rPr>
+        <w:tab/>
+      </w:r>
+      <w:r>
+        <w:rPr>
+          <w:lang w:val="en-US"/>
+        </w:rPr>
+        <w:tab/>
+      </w:r>
+      <w:r>
+        <w:rPr>
+          <w:lang w:val="en-US"/>
+        </w:rPr>
+        <w:tab/>
+      </w:r>
+      <w:r>
+        <w:rPr>
+          <w:lang w:val="en-US"/>
+        </w:rPr>
+        <w:tab/>
+        <w:t>field or key</w:t>
+      </w:r>
+    </w:p>
+    <w:p>
+      <w:pPr>
+        <w:ind w:left="3600" w:hanging="3600"/>
+        <w:rPr>
+          <w:lang w:val="en-US"/>
+        </w:rPr>
+      </w:pPr>
+      <w:r>
+        <w:rPr>
+          <w:lang w:val="en-US"/>
+        </w:rPr>
+        <w:t xml:space="preserve">Store in table format </w:t>
+      </w:r>
+      <w:r>
+        <w:rPr>
+          <w:lang w:val="en-US"/>
+        </w:rPr>
+        <w:tab/>
+      </w:r>
+      <w:r>
+        <w:rPr>
+          <w:lang w:val="en-US"/>
+        </w:rPr>
+        <w:tab/>
+      </w:r>
+      <w:r>
+        <w:rPr>
+          <w:lang w:val="en-US"/>
+        </w:rPr>
+        <w:tab/>
+      </w:r>
+      <w:r>
+        <w:rPr>
+          <w:lang w:val="en-US"/>
+        </w:rPr>
+        <w:tab/>
+      </w:r>
+      <w:r>
+        <w:rPr>
+          <w:lang w:val="en-US"/>
+        </w:rPr>
+        <w:tab/>
+        <w:t xml:space="preserve">store in </w:t>
+      </w:r>
+      <w:proofErr w:type="spellStart"/>
+      <w:r>
+        <w:rPr>
+          <w:lang w:val="en-US"/>
+        </w:rPr>
+        <w:t>json</w:t>
+      </w:r>
+      <w:proofErr w:type="spellEnd"/>
+      <w:r>
+        <w:rPr>
+          <w:lang w:val="en-US"/>
+        </w:rPr>
+        <w:t xml:space="preserve"> format. </w:t>
+      </w:r>
+    </w:p>
+    <w:p>
+      <w:pPr>
+        <w:ind w:left="3600" w:hanging="3600"/>
+        <w:rPr>
+          <w:lang w:val="en-US"/>
+        </w:rPr>
+      </w:pPr>
+    </w:p>
+    <w:p>
+      <w:pPr>
+        <w:ind w:left="3600" w:hanging="3600"/>
+        <w:rPr>
+          <w:lang w:val="en-US"/>
+        </w:rPr>
+      </w:pPr>
+      <w:r>
+        <w:rPr>
+          <w:lang w:val="en-US"/>
+        </w:rPr>
+        <w:lastRenderedPageBreak/>
+        <w:t>Emp-</w:t>
+      </w:r>
+      <w:r>
+        <w:rPr>
+          <w:lang w:val="en-US"/>
+        </w:rPr>
+        <w:sym w:font="Wingdings" w:char="F0E0"/>
+      </w:r>
+      <w:r>
+        <w:rPr>
+          <w:lang w:val="en-US"/>
+        </w:rPr>
+        <w:t xml:space="preserve"> Table </w:t>
+      </w:r>
+    </w:p>
+    <w:p>
+      <w:pPr>
+        <w:ind w:left="3600" w:hanging="3600"/>
+        <w:rPr>
+          <w:lang w:val="en-US"/>
+        </w:rPr>
+      </w:pPr>
+      <w:r>
+        <w:rPr>
+          <w:lang w:val="en-US"/>
+        </w:rPr>
+        <w:t xml:space="preserve">Id           Name    Salary   </w:t>
+      </w:r>
+      <w:proofErr w:type="gramStart"/>
+      <w:r>
+        <w:rPr>
+          <w:lang w:val="en-US"/>
+        </w:rPr>
+        <w:t xml:space="preserve">age  </w:t>
+      </w:r>
+      <w:r>
+        <w:rPr>
+          <w:lang w:val="en-US"/>
+        </w:rPr>
+        <w:tab/>
+      </w:r>
+      <w:proofErr w:type="gramEnd"/>
+      <w:r>
+        <w:rPr>
+          <w:lang w:val="en-US"/>
+        </w:rPr>
+        <w:t xml:space="preserve">city </w:t>
+      </w:r>
+    </w:p>
+    <w:p>
+      <w:pPr>
+        <w:ind w:left="3600" w:hanging="3600"/>
+        <w:rPr>
+          <w:lang w:val="en-US"/>
+        </w:rPr>
+      </w:pPr>
+      <w:r>
+        <w:rPr>
+          <w:lang w:val="en-US"/>
+        </w:rPr>
+        <w:t xml:space="preserve">100       John      25000   null </w:t>
+      </w:r>
+      <w:r>
+        <w:rPr>
+          <w:lang w:val="en-US"/>
+        </w:rPr>
+        <w:tab/>
+        <w:t xml:space="preserve">null </w:t>
+      </w:r>
+    </w:p>
+    <w:p>
+      <w:pPr>
+        <w:ind w:left="3600" w:hanging="3600"/>
+        <w:rPr>
+          <w:lang w:val="en-US"/>
+        </w:rPr>
+      </w:pPr>
+      <w:r>
+        <w:rPr>
+          <w:lang w:val="en-US"/>
+        </w:rPr>
+        <w:t xml:space="preserve">101        Steven 26000 null </w:t>
+      </w:r>
+      <w:r>
+        <w:rPr>
+          <w:lang w:val="en-US"/>
+        </w:rPr>
+        <w:tab/>
+      </w:r>
+      <w:proofErr w:type="spellStart"/>
+      <w:r>
+        <w:rPr>
+          <w:lang w:val="en-US"/>
+        </w:rPr>
+        <w:t>null</w:t>
+      </w:r>
+      <w:proofErr w:type="spellEnd"/>
+    </w:p>
+    <w:p>
+      <w:pPr>
+        <w:ind w:left="3600" w:hanging="3600"/>
+        <w:rPr>
+          <w:lang w:val="en-US"/>
+        </w:rPr>
+      </w:pPr>
+      <w:r>
+        <w:rPr>
+          <w:lang w:val="en-US"/>
+        </w:rPr>
+        <w:t>102       Raj        35000   32</w:t>
+      </w:r>
+      <w:r>
+        <w:rPr>
+          <w:lang w:val="en-US"/>
+        </w:rPr>
+        <w:tab/>
+        <w:t>null</w:t>
+      </w:r>
+    </w:p>
+    <w:p>
+      <w:pPr>
+        <w:ind w:left="3600" w:hanging="3600"/>
+        <w:rPr>
+          <w:lang w:val="en-US"/>
+        </w:rPr>
+      </w:pPr>
+      <w:r>
+        <w:rPr>
+          <w:lang w:val="en-US"/>
+        </w:rPr>
+        <w:t xml:space="preserve">103       Ajay    32000   null </w:t>
+      </w:r>
+      <w:r>
+        <w:rPr>
+          <w:lang w:val="en-US"/>
+        </w:rPr>
+        <w:tab/>
+        <w:t xml:space="preserve">Bangalore </w:t>
+      </w:r>
+    </w:p>
+    <w:p>
+      <w:pPr>
+        <w:ind w:left="3600" w:hanging="3600"/>
+        <w:rPr>
+          <w:lang w:val="en-US"/>
+        </w:rPr>
+      </w:pPr>
+    </w:p>
+    <w:p>
+      <w:pPr>
+        <w:ind w:left="3600" w:hanging="3600"/>
+        <w:rPr>
+          <w:lang w:val="en-US"/>
+        </w:rPr>
+      </w:pPr>
+      <w:r>
+        <w:rPr>
+          <w:lang w:val="en-US"/>
+        </w:rPr>
+        <w:t xml:space="preserve">Using below link download mongo </w:t>
+      </w:r>
+      <w:proofErr w:type="spellStart"/>
+      <w:r>
+        <w:rPr>
+          <w:lang w:val="en-US"/>
+        </w:rPr>
+        <w:t>db</w:t>
+      </w:r>
+      <w:proofErr w:type="spellEnd"/>
+      <w:r>
+        <w:rPr>
+          <w:lang w:val="en-US"/>
+        </w:rPr>
+        <w:t xml:space="preserve"> server </w:t>
+      </w:r>
+    </w:p>
+    <w:p>
+      <w:pPr>
+        <w:ind w:left="3600" w:hanging="3600"/>
+        <w:rPr>
+          <w:lang w:val="en-US"/>
+        </w:rPr>
+      </w:pPr>
+    </w:p>
+    <w:p>
+      <w:pPr>
+        <w:ind w:left="3600" w:hanging="3600"/>
+        <w:rPr>
+          <w:lang w:val="en-US"/>
+        </w:rPr>
+      </w:pPr>
+      <w:hyperlink r:id="rId5" w:history="1">
+        <w:r>
+          <w:rPr>
+            <w:rStyle w:val="Hyperlink"/>
+          </w:rPr>
+          <w:t>https://www.mongodb.com/try/download/community</w:t>
+        </w:r>
+      </w:hyperlink>
+    </w:p>
+    <w:p>
+      <w:pPr>
+        <w:ind w:left="3600" w:hanging="3600"/>
+        <w:rPr>
+          <w:lang w:val="en-US"/>
+        </w:rPr>
+      </w:pPr>
+    </w:p>
+    <w:p>
+      <w:pPr>
+        <w:ind w:left="3600" w:hanging="3600"/>
+        <w:rPr>
+          <w:lang w:val="en-US"/>
+        </w:rPr>
+      </w:pPr>
+      <w:r>
+        <w:rPr>
+          <w:lang w:val="en-US"/>
+        </w:rPr>
+        <w:t xml:space="preserve">using below link download mongo shell. </w:t>
+      </w:r>
+    </w:p>
+    <w:p>
+      <w:pPr>
+        <w:ind w:left="3600" w:hanging="3600"/>
+        <w:rPr>
+          <w:lang w:val="en-US"/>
+        </w:rPr>
+      </w:pPr>
+      <w:hyperlink r:id="rId6" w:history="1">
+        <w:r>
+          <w:rPr>
+            <w:rStyle w:val="Hyperlink"/>
+          </w:rPr>
+          <w:t>https://www.mongodb.com/try/download/shell</w:t>
+        </w:r>
+      </w:hyperlink>
+    </w:p>
+    <w:p>
+      <w:pPr>
+        <w:ind w:left="3600" w:hanging="3600"/>
+        <w:rPr>
+          <w:lang w:val="en-US"/>
+        </w:rPr>
+      </w:pPr>
+    </w:p>
+    <w:p>
+      <w:pPr>
+        <w:ind w:left="3600" w:hanging="3600"/>
+        <w:rPr>
+          <w:lang w:val="en-US"/>
+        </w:rPr>
+      </w:pPr>
+      <w:r>
+        <w:rPr>
+          <w:lang w:val="en-US"/>
+        </w:rPr>
+        <w:t xml:space="preserve">extract zip folder and copy and </w:t>
+      </w:r>
+      <w:proofErr w:type="spellStart"/>
+      <w:r>
+        <w:rPr>
+          <w:lang w:val="en-US"/>
+        </w:rPr>
+        <w:t>past</w:t>
+      </w:r>
+      <w:proofErr w:type="spellEnd"/>
+      <w:r>
+        <w:rPr>
+          <w:lang w:val="en-US"/>
+        </w:rPr>
+        <w:t xml:space="preserve"> </w:t>
+      </w:r>
+      <w:proofErr w:type="spellStart"/>
+      <w:r>
+        <w:rPr>
+          <w:lang w:val="en-US"/>
+        </w:rPr>
+        <w:t>mongosh</w:t>
+      </w:r>
+      <w:proofErr w:type="spellEnd"/>
+      <w:r>
+        <w:rPr>
+          <w:lang w:val="en-US"/>
+        </w:rPr>
+        <w:t xml:space="preserve"> inside a bin directory on mongo server folder part of C drive. </w:t>
+      </w:r>
+    </w:p>
+    <w:p>
+      <w:pPr>
+        <w:ind w:left="3600" w:hanging="3600"/>
+        <w:rPr>
+          <w:lang w:val="en-US"/>
+        </w:rPr>
+      </w:pPr>
+    </w:p>
+    <w:p>
+      <w:pPr>
+        <w:ind w:left="3600" w:hanging="3600"/>
+        <w:rPr>
+          <w:lang w:val="en-US"/>
+        </w:rPr>
+      </w:pPr>
+      <w:r>
+        <w:rPr>
+          <w:lang w:val="en-US"/>
+        </w:rPr>
+        <w:t xml:space="preserve">After </w:t>
+      </w:r>
+      <w:proofErr w:type="gramStart"/>
+      <w:r>
+        <w:rPr>
+          <w:lang w:val="en-US"/>
+        </w:rPr>
+        <w:t>setup</w:t>
+      </w:r>
+      <w:proofErr w:type="gramEnd"/>
+      <w:r>
+        <w:rPr>
+          <w:lang w:val="en-US"/>
+        </w:rPr>
+        <w:t xml:space="preserve"> open the terminal inside a bin folder part of server directory </w:t>
+      </w:r>
+    </w:p>
+    <w:p>
+      <w:pPr>
+        <w:ind w:left="3600" w:hanging="3600"/>
+        <w:rPr>
+          <w:lang w:val="en-US"/>
+        </w:rPr>
+      </w:pPr>
+      <w:r>
+        <w:rPr>
+          <w:lang w:val="en-US"/>
+        </w:rPr>
+        <w:t xml:space="preserve">And run the command as </w:t>
+      </w:r>
+    </w:p>
+    <w:p>
+      <w:pPr>
+        <w:ind w:left="3600" w:hanging="3600"/>
+        <w:rPr>
+          <w:lang w:val="en-US"/>
+        </w:rPr>
+      </w:pPr>
+      <w:proofErr w:type="spellStart"/>
+      <w:r>
+        <w:rPr>
+          <w:highlight w:val="yellow"/>
+          <w:lang w:val="en-US"/>
+        </w:rPr>
+        <w:t>mongosh</w:t>
+      </w:r>
+      <w:proofErr w:type="spellEnd"/>
+      <w:r>
+        <w:rPr>
+          <w:lang w:val="en-US"/>
+        </w:rPr>
+        <w:t xml:space="preserve"> </w:t>
+      </w:r>
+    </w:p>
+    <w:p>
+      <w:pPr>
+        <w:ind w:left="3600" w:hanging="3600"/>
+        <w:rPr>
+          <w:lang w:val="en-US"/>
+        </w:rPr>
+      </w:pPr>
+    </w:p>
+    <w:p>
+      <w:pPr>
+        <w:ind w:left="3600" w:hanging="3600"/>
+        <w:rPr>
+          <w:lang w:val="en-US"/>
+        </w:rPr>
+      </w:pPr>
+      <w:r>
+        <w:rPr>
+          <w:lang w:val="en-US"/>
+        </w:rPr>
+        <w:t xml:space="preserve">other option </w:t>
+      </w:r>
+      <w:proofErr w:type="gramStart"/>
+      <w:r>
+        <w:rPr>
+          <w:lang w:val="en-US"/>
+        </w:rPr>
+        <w:t>use</w:t>
+      </w:r>
+      <w:proofErr w:type="gramEnd"/>
+      <w:r>
+        <w:rPr>
+          <w:lang w:val="en-US"/>
+        </w:rPr>
+        <w:t xml:space="preserve"> online editor </w:t>
+      </w:r>
+    </w:p>
+    <w:p>
+      <w:pPr>
+        <w:ind w:left="3600" w:hanging="3600"/>
+        <w:rPr>
+          <w:lang w:val="en-US"/>
+        </w:rPr>
+      </w:pPr>
+      <w:hyperlink r:id="rId7" w:history="1">
+        <w:r>
+          <w:rPr>
+            <w:rStyle w:val="Hyperlink"/>
+            <w:lang w:val="en-US"/>
+          </w:rPr>
+          <w:t>https://my.newtonschool.co/playgrounds/mongodb-runtime</w:t>
+        </w:r>
+      </w:hyperlink>
+    </w:p>
+    <w:p>
+      <w:pPr>
+        <w:ind w:left="3600" w:hanging="3600"/>
+        <w:rPr>
+          <w:lang w:val="en-US"/>
+        </w:rPr>
+      </w:pPr>
+    </w:p>
+    <w:p>
+      <w:pPr>
+        <w:ind w:left="3600" w:hanging="3600"/>
+        <w:rPr>
+          <w:b/>
+          <w:bCs/>
+          <w:lang w:val="en-US"/>
+        </w:rPr>
+      </w:pPr>
+    </w:p>
+    <w:p>
+      <w:pPr>
+        <w:ind w:left="3600" w:hanging="3600"/>
+        <w:rPr>
+          <w:b/>
+          <w:bCs/>
+          <w:lang w:val="en-US"/>
+        </w:rPr>
+      </w:pPr>
+    </w:p>
+    <w:p>
+      <w:pPr>
+        <w:ind w:left="3600" w:hanging="3600"/>
+        <w:rPr>
+          <w:b/>
+          <w:bCs/>
+          <w:lang w:val="en-US"/>
+        </w:rPr>
+      </w:pPr>
+    </w:p>
+    <w:p>
+      <w:pPr>
+        <w:ind w:left="3600" w:hanging="3600"/>
+        <w:rPr>
+          <w:b/>
+          <w:bCs/>
+          <w:lang w:val="en-US"/>
+        </w:rPr>
+      </w:pPr>
+    </w:p>
+    <w:p>
+      <w:pPr>
+        <w:ind w:left="3600" w:hanging="3600"/>
+        <w:rPr>
+          <w:b/>
+          <w:bCs/>
+          <w:lang w:val="en-US"/>
+        </w:rPr>
+      </w:pPr>
+      <w:proofErr w:type="gramStart"/>
+      <w:r>
+        <w:rPr>
+          <w:b/>
+          <w:bCs/>
+          <w:lang w:val="en-US"/>
+        </w:rPr>
+        <w:lastRenderedPageBreak/>
+        <w:t>below</w:t>
+      </w:r>
+      <w:proofErr w:type="gramEnd"/>
+      <w:r>
+        <w:rPr>
+          <w:b/>
+          <w:bCs/>
+          <w:lang w:val="en-US"/>
+        </w:rPr>
+        <w:t xml:space="preserve"> command </w:t>
+      </w:r>
+      <w:proofErr w:type="gramStart"/>
+      <w:r>
+        <w:rPr>
+          <w:b/>
+          <w:bCs/>
+          <w:lang w:val="en-US"/>
+        </w:rPr>
+        <w:t>show</w:t>
+      </w:r>
+      <w:proofErr w:type="gramEnd"/>
+      <w:r>
+        <w:rPr>
+          <w:b/>
+          <w:bCs/>
+          <w:lang w:val="en-US"/>
+        </w:rPr>
+        <w:t xml:space="preserve"> all databases </w:t>
+      </w:r>
+    </w:p>
+    <w:p>
+      <w:pPr>
+        <w:ind w:left="3600" w:hanging="3600"/>
+        <w:rPr>
+          <w:lang w:val="en-US"/>
+        </w:rPr>
+      </w:pPr>
+    </w:p>
+    <w:p>
+      <w:pPr>
+        <w:ind w:left="3600" w:hanging="3600"/>
+        <w:rPr>
+          <w:b/>
+          <w:bCs/>
+          <w:lang w:val="en-US"/>
+        </w:rPr>
+      </w:pPr>
+      <w:r>
+        <w:rPr>
+          <w:b/>
+          <w:bCs/>
+          <w:lang w:val="en-US"/>
+        </w:rPr>
+        <w:t xml:space="preserve"> </w:t>
+      </w:r>
+      <w:r>
+        <w:rPr>
+          <w:b/>
+          <w:bCs/>
+          <w:lang w:val="en-US"/>
+        </w:rPr>
+        <w:t>show databases;</w:t>
+      </w:r>
+    </w:p>
+    <w:p>
+      <w:pPr>
+        <w:ind w:left="3600" w:hanging="3600"/>
+        <w:rPr>
+          <w:lang w:val="en-US"/>
+        </w:rPr>
+      </w:pPr>
+      <w:r>
+        <w:rPr>
+          <w:lang w:val="en-US"/>
+        </w:rPr>
+        <w:t xml:space="preserve">or </w:t>
+      </w:r>
+    </w:p>
+    <w:p>
+      <w:pPr>
+        <w:ind w:left="3600" w:hanging="3600"/>
+        <w:rPr>
+          <w:b/>
+          <w:bCs/>
+          <w:lang w:val="en-US"/>
+        </w:rPr>
+      </w:pPr>
+      <w:r>
+        <w:rPr>
+          <w:b/>
+          <w:bCs/>
+          <w:lang w:val="en-US"/>
+        </w:rPr>
+        <w:t xml:space="preserve">show </w:t>
+      </w:r>
+      <w:proofErr w:type="spellStart"/>
+      <w:r>
+        <w:rPr>
+          <w:b/>
+          <w:bCs/>
+          <w:lang w:val="en-US"/>
+        </w:rPr>
+        <w:t>dbs</w:t>
+      </w:r>
+      <w:proofErr w:type="spellEnd"/>
+      <w:r>
+        <w:rPr>
+          <w:b/>
+          <w:bCs/>
+          <w:lang w:val="en-US"/>
+        </w:rPr>
+        <w:t>;</w:t>
+      </w:r>
+    </w:p>
+    <w:p>
+      <w:pPr>
+        <w:ind w:left="3600" w:hanging="3600"/>
+        <w:rPr>
+          <w:lang w:val="en-US"/>
+        </w:rPr>
+      </w:pPr>
+    </w:p>
+    <w:p>
+      <w:pPr>
+        <w:rPr>
+          <w:lang w:val="en-US"/>
+        </w:rPr>
+      </w:pPr>
+      <w:r>
+        <w:rPr>
+          <w:lang w:val="en-US"/>
+        </w:rPr>
+        <w:t xml:space="preserve">move inside </w:t>
+      </w:r>
+      <w:proofErr w:type="spellStart"/>
+      <w:proofErr w:type="gramStart"/>
+      <w:r>
+        <w:rPr>
+          <w:lang w:val="en-US"/>
+        </w:rPr>
+        <w:t>a</w:t>
+      </w:r>
+      <w:proofErr w:type="spellEnd"/>
+      <w:proofErr w:type="gramEnd"/>
+      <w:r>
+        <w:rPr>
+          <w:lang w:val="en-US"/>
+        </w:rPr>
+        <w:t xml:space="preserve"> existing database or create and move use below command </w:t>
+      </w:r>
+    </w:p>
+    <w:p>
+      <w:pPr>
+        <w:rPr>
+          <w:b/>
+          <w:bCs/>
+          <w:lang w:val="en-US"/>
+        </w:rPr>
+      </w:pPr>
+      <w:r>
+        <w:rPr>
+          <w:b/>
+          <w:bCs/>
+          <w:lang w:val="en-US"/>
+        </w:rPr>
+        <w:t xml:space="preserve">use </w:t>
+      </w:r>
+      <w:proofErr w:type="spellStart"/>
+      <w:r>
+        <w:rPr>
+          <w:b/>
+          <w:bCs/>
+          <w:lang w:val="en-US"/>
+        </w:rPr>
+        <w:t>test_db</w:t>
+      </w:r>
+      <w:proofErr w:type="spellEnd"/>
+      <w:r>
+        <w:rPr>
+          <w:b/>
+          <w:bCs/>
+          <w:lang w:val="en-US"/>
+        </w:rPr>
+        <w:t>;</w:t>
+      </w:r>
+    </w:p>
+    <w:p>
+      <w:pPr>
+        <w:rPr>
+          <w:lang w:val="en-US"/>
+        </w:rPr>
+      </w:pPr>
+    </w:p>
+    <w:p>
+      <w:pPr>
+        <w:rPr>
+          <w:lang w:val="en-US"/>
+        </w:rPr>
+      </w:pPr>
+      <w:r>
+        <w:rPr>
+          <w:lang w:val="en-US"/>
+        </w:rPr>
+        <w:t xml:space="preserve">to view table or collection </w:t>
+      </w:r>
+    </w:p>
+    <w:p>
+      <w:pPr>
+        <w:rPr>
+          <w:b/>
+          <w:bCs/>
+          <w:lang w:val="en-US"/>
+        </w:rPr>
+      </w:pPr>
+      <w:r>
+        <w:rPr>
+          <w:b/>
+          <w:bCs/>
+          <w:lang w:val="en-US"/>
+        </w:rPr>
+        <w:t>show collections;</w:t>
+      </w:r>
+    </w:p>
+    <w:p>
+      <w:pPr>
+        <w:rPr>
+          <w:lang w:val="en-US"/>
+        </w:rPr>
+      </w:pPr>
+      <w:r>
+        <w:rPr>
+          <w:lang w:val="en-US"/>
+        </w:rPr>
+        <w:t>or</w:t>
+      </w:r>
+    </w:p>
+    <w:p>
+      <w:pPr>
+        <w:rPr>
+          <w:b/>
+          <w:bCs/>
+          <w:lang w:val="en-US"/>
+        </w:rPr>
+      </w:pPr>
+      <w:r>
+        <w:rPr>
+          <w:b/>
+          <w:bCs/>
+          <w:lang w:val="en-US"/>
+        </w:rPr>
+        <w:t>show tables</w:t>
+      </w:r>
+    </w:p>
+    <w:p>
+      <w:pPr>
+        <w:rPr>
+          <w:lang w:val="en-US"/>
+        </w:rPr>
+      </w:pPr>
+    </w:p>
+    <w:p>
+      <w:pPr>
+        <w:rPr>
+          <w:lang w:val="en-US"/>
+        </w:rPr>
+      </w:pPr>
+      <w:r>
+        <w:rPr>
+          <w:lang w:val="en-US"/>
+        </w:rPr>
+        <w:t xml:space="preserve">Mongo DB provided </w:t>
+      </w:r>
+      <w:proofErr w:type="spellStart"/>
+      <w:proofErr w:type="gramStart"/>
+      <w:r>
+        <w:rPr>
+          <w:lang w:val="en-US"/>
+        </w:rPr>
+        <w:t>pre defined</w:t>
+      </w:r>
+      <w:proofErr w:type="spellEnd"/>
+      <w:proofErr w:type="gramEnd"/>
+      <w:r>
+        <w:rPr>
+          <w:lang w:val="en-US"/>
+        </w:rPr>
+        <w:t xml:space="preserve"> </w:t>
+      </w:r>
+      <w:proofErr w:type="gramStart"/>
+      <w:r>
+        <w:rPr>
+          <w:lang w:val="en-US"/>
+        </w:rPr>
+        <w:t>object</w:t>
+      </w:r>
+      <w:proofErr w:type="gramEnd"/>
+      <w:r>
+        <w:rPr>
+          <w:lang w:val="en-US"/>
+        </w:rPr>
+        <w:t xml:space="preserve"> as </w:t>
+      </w:r>
+      <w:r>
+        <w:rPr>
+          <w:b/>
+          <w:bCs/>
+          <w:lang w:val="en-US"/>
+        </w:rPr>
+        <w:t>db.</w:t>
+      </w:r>
+      <w:r>
+        <w:rPr>
+          <w:lang w:val="en-US"/>
+        </w:rPr>
+        <w:t xml:space="preserve"> Which contains lot of </w:t>
+      </w:r>
+      <w:proofErr w:type="spellStart"/>
+      <w:proofErr w:type="gramStart"/>
+      <w:r>
+        <w:rPr>
+          <w:lang w:val="en-US"/>
+        </w:rPr>
+        <w:t>pre defined</w:t>
+      </w:r>
+      <w:proofErr w:type="spellEnd"/>
+      <w:proofErr w:type="gramEnd"/>
+      <w:r>
+        <w:rPr>
+          <w:lang w:val="en-US"/>
+        </w:rPr>
+        <w:t xml:space="preserve"> </w:t>
+      </w:r>
+      <w:proofErr w:type="gramStart"/>
+      <w:r>
+        <w:rPr>
+          <w:lang w:val="en-US"/>
+        </w:rPr>
+        <w:t>function</w:t>
+      </w:r>
+      <w:proofErr w:type="gramEnd"/>
+      <w:r>
+        <w:rPr>
+          <w:lang w:val="en-US"/>
+        </w:rPr>
+        <w:t xml:space="preserve">. </w:t>
+      </w:r>
+      <w:r>
+        <w:rPr>
+          <w:lang w:val="en-US"/>
+        </w:rPr>
+        <w:t xml:space="preserve"> </w:t>
+      </w:r>
+      <w:proofErr w:type="gramStart"/>
+      <w:r>
+        <w:rPr>
+          <w:lang w:val="en-US"/>
+        </w:rPr>
+        <w:t>those function</w:t>
+      </w:r>
+      <w:proofErr w:type="gramEnd"/>
+      <w:r>
+        <w:rPr>
+          <w:lang w:val="en-US"/>
+        </w:rPr>
+        <w:t xml:space="preserve"> help us to deal with collections or tables. </w:t>
+      </w:r>
+    </w:p>
+    <w:p>
+      <w:pPr>
+        <w:rPr>
+          <w:lang w:val="en-US"/>
+        </w:rPr>
+      </w:pPr>
+    </w:p>
+    <w:p>
+      <w:pPr>
+        <w:rPr>
+          <w:lang w:val="en-US"/>
+        </w:rPr>
+      </w:pPr>
+      <w:r>
+        <w:rPr>
+          <w:lang w:val="en-US"/>
+        </w:rPr>
+        <w:t xml:space="preserve">Syntax to create the collection or tables. </w:t>
+      </w:r>
+    </w:p>
+    <w:p>
+      <w:pPr>
+        <w:rPr>
+          <w:lang w:val="en-US"/>
+        </w:rPr>
+      </w:pPr>
+      <w:proofErr w:type="spellStart"/>
+      <w:proofErr w:type="gramStart"/>
+      <w:r>
+        <w:rPr>
+          <w:highlight w:val="yellow"/>
+          <w:lang w:val="en-US"/>
+        </w:rPr>
+        <w:t>db.createCollection</w:t>
+      </w:r>
+      <w:proofErr w:type="spellEnd"/>
+      <w:proofErr w:type="gramEnd"/>
+      <w:r>
+        <w:rPr>
+          <w:highlight w:val="yellow"/>
+          <w:lang w:val="en-US"/>
+        </w:rPr>
+        <w:t>(“</w:t>
+      </w:r>
+      <w:proofErr w:type="spellStart"/>
+      <w:r>
+        <w:rPr>
+          <w:highlight w:val="yellow"/>
+          <w:lang w:val="en-US"/>
+        </w:rPr>
+        <w:t>collectionName</w:t>
+      </w:r>
+      <w:proofErr w:type="spellEnd"/>
+      <w:r>
+        <w:rPr>
+          <w:highlight w:val="yellow"/>
+          <w:lang w:val="en-US"/>
+        </w:rPr>
+        <w:t>”)</w:t>
+      </w:r>
+    </w:p>
+    <w:p>
+      <w:pPr>
+        <w:rPr>
+          <w:lang w:val="en-US"/>
+        </w:rPr>
+      </w:pPr>
+    </w:p>
+    <w:p>
+      <w:pPr>
+        <w:rPr>
+          <w:lang w:val="en-US"/>
+        </w:rPr>
+      </w:pPr>
+      <w:r>
+        <w:rPr>
+          <w:lang w:val="en-US"/>
+        </w:rPr>
+        <w:t xml:space="preserve">insert the document inside a collection </w:t>
+      </w:r>
+    </w:p>
+    <w:p>
+      <w:pPr>
+        <w:rPr>
+          <w:lang w:val="en-US"/>
+        </w:rPr>
+      </w:pPr>
+      <w:proofErr w:type="spellStart"/>
+      <w:proofErr w:type="gramStart"/>
+      <w:r>
+        <w:rPr>
+          <w:lang w:val="en-US"/>
+        </w:rPr>
+        <w:t>db.collectionName.insertOne</w:t>
+      </w:r>
+      <w:proofErr w:type="spellEnd"/>
+      <w:proofErr w:type="gramEnd"/>
+      <w:r>
+        <w:rPr>
+          <w:lang w:val="en-US"/>
+        </w:rPr>
+        <w:t>({</w:t>
+      </w:r>
+      <w:proofErr w:type="spellStart"/>
+      <w:r>
+        <w:rPr>
+          <w:lang w:val="en-US"/>
+        </w:rPr>
+        <w:t>key:</w:t>
+      </w:r>
+      <w:proofErr w:type="gramStart"/>
+      <w:r>
+        <w:rPr>
+          <w:lang w:val="en-US"/>
+        </w:rPr>
+        <w:t>value;key</w:t>
+      </w:r>
+      <w:proofErr w:type="gramEnd"/>
+      <w:r>
+        <w:rPr>
+          <w:lang w:val="en-US"/>
+        </w:rPr>
+        <w:t>:</w:t>
+      </w:r>
+      <w:proofErr w:type="gramStart"/>
+      <w:r>
+        <w:rPr>
+          <w:lang w:val="en-US"/>
+        </w:rPr>
+        <w:t>value;key</w:t>
+      </w:r>
+      <w:proofErr w:type="gramEnd"/>
+      <w:r>
+        <w:rPr>
+          <w:lang w:val="en-US"/>
+        </w:rPr>
+        <w:t>:</w:t>
+      </w:r>
+      <w:proofErr w:type="gramStart"/>
+      <w:r>
+        <w:rPr>
+          <w:lang w:val="en-US"/>
+        </w:rPr>
+        <w:t>value</w:t>
+      </w:r>
+      <w:proofErr w:type="spellEnd"/>
+      <w:r>
+        <w:rPr>
+          <w:lang w:val="en-US"/>
+        </w:rPr>
+        <w:t>})</w:t>
+      </w:r>
+      <w:proofErr w:type="gramEnd"/>
+    </w:p>
+    <w:p>
+      <w:pPr>
+        <w:rPr>
+          <w:lang w:val="en-US"/>
+        </w:rPr>
+      </w:pPr>
+      <w:r>
+        <w:rPr>
+          <w:lang w:val="en-US"/>
+        </w:rPr>
+        <w:t xml:space="preserve">here value can be number, string, Boolean, array type, object type, array of object type. </w:t>
+      </w:r>
+    </w:p>
+    <w:p>
+      <w:pPr>
+        <w:rPr>
+          <w:lang w:val="en-US"/>
+        </w:rPr>
+      </w:pPr>
+    </w:p>
+    <w:p>
+      <w:pPr>
+        <w:rPr>
+          <w:lang w:val="en-US"/>
+        </w:rPr>
+      </w:pPr>
+      <w:proofErr w:type="spellStart"/>
+      <w:proofErr w:type="gramStart"/>
+      <w:r>
+        <w:rPr>
+          <w:lang w:val="en-US"/>
+        </w:rPr>
+        <w:t>db.Sample.insertOne</w:t>
+      </w:r>
+      <w:proofErr w:type="spellEnd"/>
+      <w:proofErr w:type="gramEnd"/>
+      <w:r>
+        <w:rPr>
+          <w:lang w:val="en-US"/>
+        </w:rPr>
+        <w:t>({</w:t>
+      </w:r>
+      <w:proofErr w:type="spellStart"/>
+      <w:r>
+        <w:rPr>
+          <w:lang w:val="en-US"/>
+        </w:rPr>
+        <w:t>name:"</w:t>
+      </w:r>
+      <w:proofErr w:type="gramStart"/>
+      <w:r>
+        <w:rPr>
+          <w:lang w:val="en-US"/>
+        </w:rPr>
+        <w:t>John</w:t>
+      </w:r>
+      <w:proofErr w:type="spellEnd"/>
+      <w:r>
+        <w:rPr>
+          <w:lang w:val="en-US"/>
+        </w:rPr>
+        <w:t>"}</w:t>
+      </w:r>
+      <w:proofErr w:type="gramEnd"/>
+      <w:r>
+        <w:rPr>
+          <w:lang w:val="en-US"/>
+        </w:rPr>
+        <w:t>);</w:t>
+      </w:r>
+    </w:p>
+    <w:p>
+      <w:pPr>
+        <w:rPr>
+          <w:lang w:val="en-US"/>
+        </w:rPr>
+      </w:pPr>
+      <w:proofErr w:type="spellStart"/>
+      <w:proofErr w:type="gramStart"/>
+      <w:r>
+        <w:rPr>
+          <w:lang w:val="en-US"/>
+        </w:rPr>
+        <w:t>db.Sample.insertOne</w:t>
+      </w:r>
+      <w:proofErr w:type="spellEnd"/>
+      <w:proofErr w:type="gramEnd"/>
+      <w:r>
+        <w:rPr>
+          <w:lang w:val="en-US"/>
+        </w:rPr>
+        <w:t>({name:"Steven</w:t>
+      </w:r>
+      <w:proofErr w:type="gramStart"/>
+      <w:r>
+        <w:rPr>
+          <w:lang w:val="en-US"/>
+        </w:rPr>
+        <w:t>",age</w:t>
+      </w:r>
+      <w:proofErr w:type="gramEnd"/>
+      <w:r>
+        <w:rPr>
+          <w:lang w:val="en-US"/>
+        </w:rPr>
+        <w:t>:</w:t>
+      </w:r>
+      <w:proofErr w:type="gramStart"/>
+      <w:r>
+        <w:rPr>
+          <w:lang w:val="en-US"/>
+        </w:rPr>
+        <w:t>21})</w:t>
+      </w:r>
+      <w:proofErr w:type="gramEnd"/>
+      <w:r>
+        <w:rPr>
+          <w:lang w:val="en-US"/>
+        </w:rPr>
+        <w:t>;</w:t>
+      </w:r>
+    </w:p>
+    <w:p>
+      <w:pPr>
+        <w:rPr>
+          <w:lang w:val="en-US"/>
+        </w:rPr>
+      </w:pPr>
+      <w:proofErr w:type="spellStart"/>
+      <w:proofErr w:type="gramStart"/>
+      <w:r>
+        <w:rPr>
+          <w:lang w:val="en-US"/>
+        </w:rPr>
+        <w:t>db.Sample.insertOne</w:t>
+      </w:r>
+      <w:proofErr w:type="spellEnd"/>
+      <w:proofErr w:type="gramEnd"/>
+      <w:r>
+        <w:rPr>
+          <w:lang w:val="en-US"/>
+        </w:rPr>
+        <w:t>({</w:t>
+      </w:r>
+      <w:proofErr w:type="spellStart"/>
+      <w:r>
+        <w:rPr>
+          <w:lang w:val="en-US"/>
+        </w:rPr>
+        <w:t>fname</w:t>
+      </w:r>
+      <w:proofErr w:type="spellEnd"/>
+      <w:r>
+        <w:rPr>
+          <w:lang w:val="en-US"/>
+        </w:rPr>
+        <w:t>:"Raj</w:t>
+      </w:r>
+      <w:proofErr w:type="gramStart"/>
+      <w:r>
+        <w:rPr>
+          <w:lang w:val="en-US"/>
+        </w:rPr>
+        <w:t>",</w:t>
+      </w:r>
+      <w:proofErr w:type="spellStart"/>
+      <w:r>
+        <w:rPr>
+          <w:lang w:val="en-US"/>
+        </w:rPr>
+        <w:t>lname</w:t>
+      </w:r>
+      <w:proofErr w:type="spellEnd"/>
+      <w:proofErr w:type="gramEnd"/>
+      <w:r>
+        <w:rPr>
+          <w:lang w:val="en-US"/>
+        </w:rPr>
+        <w:t>:"</w:t>
+      </w:r>
+      <w:proofErr w:type="gramStart"/>
+      <w:r>
+        <w:rPr>
+          <w:lang w:val="en-US"/>
+        </w:rPr>
+        <w:t>Deep"}</w:t>
+      </w:r>
+      <w:proofErr w:type="gramEnd"/>
+      <w:r>
+        <w:rPr>
+          <w:lang w:val="en-US"/>
+        </w:rPr>
+        <w:t>);</w:t>
+      </w:r>
+    </w:p>
+    <w:p>
+      <w:pPr>
+        <w:rPr>
+          <w:lang w:val="en-US"/>
+        </w:rPr>
+      </w:pPr>
+    </w:p>
+    <w:p>
+      <w:pPr>
+        <w:rPr>
+          <w:lang w:val="en-US"/>
+        </w:rPr>
+      </w:pPr>
+      <w:r>
+        <w:rPr>
+          <w:lang w:val="en-US"/>
+        </w:rPr>
+        <w:lastRenderedPageBreak/>
+        <w:t xml:space="preserve">to view all </w:t>
+      </w:r>
+      <w:proofErr w:type="gramStart"/>
+      <w:r>
+        <w:rPr>
+          <w:lang w:val="en-US"/>
+        </w:rPr>
+        <w:t>document</w:t>
+      </w:r>
+      <w:proofErr w:type="gramEnd"/>
+      <w:r>
+        <w:rPr>
+          <w:lang w:val="en-US"/>
+        </w:rPr>
+        <w:t xml:space="preserve"> from a collection </w:t>
+      </w:r>
+    </w:p>
+    <w:p>
+      <w:pPr>
+        <w:rPr>
+          <w:lang w:val="en-US"/>
+        </w:rPr>
+      </w:pPr>
+      <w:proofErr w:type="spellStart"/>
+      <w:proofErr w:type="gramStart"/>
+      <w:r>
+        <w:rPr>
+          <w:lang w:val="en-US"/>
+        </w:rPr>
+        <w:t>db.collectionName.find</w:t>
+      </w:r>
+      <w:proofErr w:type="spellEnd"/>
+      <w:proofErr w:type="gramEnd"/>
+      <w:r>
+        <w:rPr>
+          <w:lang w:val="en-US"/>
+        </w:rPr>
+        <w:t>();</w:t>
+      </w:r>
+    </w:p>
+    <w:p>
+      <w:pPr>
+        <w:rPr>
+          <w:lang w:val="en-US"/>
+        </w:rPr>
+      </w:pPr>
+    </w:p>
+    <w:p>
+      <w:pPr>
+        <w:rPr>
+          <w:lang w:val="en-US"/>
+        </w:rPr>
+      </w:pPr>
+      <w:proofErr w:type="spellStart"/>
+      <w:proofErr w:type="gramStart"/>
+      <w:r>
+        <w:rPr>
+          <w:highlight w:val="yellow"/>
+          <w:lang w:val="en-US"/>
+        </w:rPr>
+        <w:t>db.Sample.find</w:t>
+      </w:r>
+      <w:proofErr w:type="spellEnd"/>
+      <w:proofErr w:type="gramEnd"/>
+      <w:r>
+        <w:rPr>
+          <w:highlight w:val="yellow"/>
+          <w:lang w:val="en-US"/>
+        </w:rPr>
+        <w:t>();</w:t>
+      </w:r>
+    </w:p>
+    <w:p>
+      <w:pPr>
+        <w:rPr>
+          <w:lang w:val="en-US"/>
+        </w:rPr>
+      </w:pPr>
+    </w:p>
+    <w:p>
+      <w:pPr>
+        <w:rPr>
+          <w:lang w:val="en-US"/>
+        </w:rPr>
+      </w:pPr>
     </w:p>
     <w:p>
       <w:pPr>
@@ -4983,7 +7264,6 @@
   <w:style w:type="character" w:default="1" w:styleId="DefaultParagraphFont">
     <w:name w:val="Default Paragraph Font"/>
     <w:uiPriority w:val="1"/>
-    <w:semiHidden/>
     <w:unhideWhenUsed/>
   </w:style>
   <w:style w:type="table" w:default="1" w:styleId="TableNormal">
